--- a/docs/user-manual-tspcc.docx
+++ b/docs/user-manual-tspcc.docx
@@ -34,7 +34,7 @@
           <w:b/>
           <w:sz w:val="24"/>
         </w:rPr>
-        <w:t>Версия сайта: Alpha 0.13.08</w:t>
+        <w:t>Версия сайта: Alpha 0.13.36</w:t>
       </w:r>
     </w:p>
     <w:p>
@@ -42,7 +42,7 @@
         <w:jc w:val="center"/>
       </w:pPr>
       <w:r>
-        <w:t>Дата подготовки: 04.04.2026</w:t>
+        <w:t>Дата подготовки: 07.04.2026</w:t>
       </w:r>
     </w:p>
     <w:p>
@@ -10656,7 +10656,2627 @@
         <w:pStyle w:val="Heading1"/>
       </w:pPr>
       <w:r>
-        <w:t>10. Статусы операций</w:t>
+        <w:t>10. Подразделения</w:t>
+      </w:r>
+    </w:p>
+    <w:p>
+      <w:r>
+        <w:t>Справочник подразделений на странице /departments задаёт организационную структуру, которой затем пользуются другие разделы сайта. Подразделение не является производственной операцией и не заменяет участок: оно нужно для группировки сотрудников, выбора ответственных и понятного отображения данных в связанных экранах.</w:t>
+      </w:r>
+    </w:p>
+    <w:p>
+      <w:r>
+        <w:drawing>
+          <wp:inline xmlns:a="http://schemas.openxmlformats.org/drawingml/2006/main" xmlns:pic="http://schemas.openxmlformats.org/drawingml/2006/picture">
+            <wp:extent cx="6217920" cy="4421632"/>
+            <wp:docPr id="63" name="Picture 63"/>
+            <wp:cNvGraphicFramePr>
+              <a:graphicFrameLocks noChangeAspect="1"/>
+            </wp:cNvGraphicFramePr>
+            <a:graphic>
+              <a:graphicData uri="http://schemas.openxmlformats.org/drawingml/2006/picture">
+                <pic:pic>
+                  <pic:nvPicPr>
+                    <pic:cNvPr id="0" name="departments.png"/>
+                    <pic:cNvPicPr/>
+                  </pic:nvPicPr>
+                  <pic:blipFill>
+                    <a:blip r:embed="rId35"/>
+                    <a:stretch>
+                      <a:fillRect/>
+                    </a:stretch>
+                  </pic:blipFill>
+                  <pic:spPr>
+                    <a:xfrm>
+                      <a:off x="0" y="0"/>
+                      <a:ext cx="6217920" cy="4421632"/>
+                    </a:xfrm>
+                    <a:prstGeom prst="rect"/>
+                  </pic:spPr>
+                </pic:pic>
+              </a:graphicData>
+            </a:graphic>
+          </wp:inline>
+        </w:drawing>
+      </w:r>
+    </w:p>
+    <w:p>
+      <w:pPr>
+        <w:pStyle w:val="Caption"/>
+        <w:jc w:val="center"/>
+      </w:pPr>
+      <w:r>
+        <w:rPr>
+          <w:i/>
+        </w:rPr>
+        <w:t>Раздел Подразделения</w:t>
+      </w:r>
+    </w:p>
+    <w:p>
+      <w:pPr>
+        <w:pStyle w:val="Heading2"/>
+      </w:pPr>
+      <w:r>
+        <w:t>10.1. Зачем нужен раздел /departments</w:t>
+      </w:r>
+    </w:p>
+    <w:p>
+      <w:r>
+        <w:t>На этой странице пользователь создаёт и поддерживает перечень подразделений предприятия. Подразделение используется как справочное организационное значение и помогает одинаково называть отделы во всём приложении.</w:t>
+      </w:r>
+    </w:p>
+    <w:p>
+      <w:pPr>
+        <w:pStyle w:val="Heading3"/>
+      </w:pPr>
+      <w:r>
+        <w:t>10.1.1. Где подразделения используются на сайте</w:t>
+      </w:r>
+    </w:p>
+    <w:p>
+      <w:pPr>
+        <w:pStyle w:val="ListBullet"/>
+      </w:pPr>
+      <w:r>
+        <w:t>в разделе Сотрудники, где сотруднику назначается его подразделение;</w:t>
+      </w:r>
+    </w:p>
+    <w:p>
+      <w:pPr>
+        <w:pStyle w:val="ListBullet"/>
+      </w:pPr>
+      <w:r>
+        <w:t>в расписании сотрудников, где можно отфильтровать правую панель по подразделению;</w:t>
+      </w:r>
+    </w:p>
+    <w:p>
+      <w:pPr>
+        <w:pStyle w:val="ListBullet"/>
+      </w:pPr>
+      <w:r>
+        <w:t>в маршрутах и связанных таблицах, где после изменения названия подразделения обновляются связанные справочные подписи;</w:t>
+      </w:r>
+    </w:p>
+    <w:p>
+      <w:pPr>
+        <w:pStyle w:val="ListBullet"/>
+      </w:pPr>
+      <w:r>
+        <w:t>в рабочих представлениях и отчётных таблицах, где важно одинаковое название подразделения без ручного ввода.</w:t>
+      </w:r>
+    </w:p>
+    <w:p>
+      <w:pPr>
+        <w:pStyle w:val="Heading4"/>
+      </w:pPr>
+      <w:r>
+        <w:t>10.1.1.1. Что подразделение не заменяет</w:t>
+      </w:r>
+    </w:p>
+    <w:p>
+      <w:pPr>
+        <w:pStyle w:val="ListBullet"/>
+      </w:pPr>
+      <w:r>
+        <w:t>Подразделение не задаёт производственную мощность и не участвует в расчёте загрузки.</w:t>
+      </w:r>
+    </w:p>
+    <w:p>
+      <w:pPr>
+        <w:pStyle w:val="ListBullet"/>
+      </w:pPr>
+      <w:r>
+        <w:t>Подразделение не определяет место выполнения операции: для этого используются участки.</w:t>
+      </w:r>
+    </w:p>
+    <w:p>
+      <w:pPr>
+        <w:pStyle w:val="ListBullet"/>
+      </w:pPr>
+      <w:r>
+        <w:t>Подразделение не создаёт пользователя и не меняет его права доступа.</w:t>
+      </w:r>
+    </w:p>
+    <w:p>
+      <w:pPr>
+        <w:pStyle w:val="Heading2"/>
+      </w:pPr>
+      <w:r>
+        <w:t>10.2. Что находится на странице</w:t>
+      </w:r>
+    </w:p>
+    <w:tbl>
+      <w:tblPr>
+        <w:tblStyle w:val="TableGrid"/>
+        <w:tblW w:type="auto" w:w="0"/>
+        <w:tblLook w:firstColumn="1" w:firstRow="1" w:lastColumn="0" w:lastRow="0" w:noHBand="0" w:noVBand="1" w:val="04A0"/>
+      </w:tblPr>
+      <w:tblGrid>
+        <w:gridCol w:w="3249"/>
+        <w:gridCol w:w="3249"/>
+        <w:gridCol w:w="3249"/>
+      </w:tblGrid>
+      <w:tr>
+        <w:tc>
+          <w:tcPr>
+            <w:tcW w:type="dxa" w:w="3249"/>
+          </w:tcPr>
+          <w:p>
+            <w:r>
+              <w:t>Элемент</w:t>
+            </w:r>
+          </w:p>
+        </w:tc>
+        <w:tc>
+          <w:tcPr>
+            <w:tcW w:type="dxa" w:w="3249"/>
+          </w:tcPr>
+          <w:p>
+            <w:r>
+              <w:t>Назначение</w:t>
+            </w:r>
+          </w:p>
+        </w:tc>
+        <w:tc>
+          <w:tcPr>
+            <w:tcW w:type="dxa" w:w="3249"/>
+          </w:tcPr>
+          <w:p>
+            <w:r>
+              <w:t>Что важно помнить</w:t>
+            </w:r>
+          </w:p>
+        </w:tc>
+      </w:tr>
+      <w:tr>
+        <w:tc>
+          <w:tcPr>
+            <w:tcW w:type="dxa" w:w="3249"/>
+          </w:tcPr>
+          <w:p>
+            <w:r>
+              <w:t>Таблица подразделений</w:t>
+            </w:r>
+          </w:p>
+        </w:tc>
+        <w:tc>
+          <w:tcPr>
+            <w:tcW w:type="dxa" w:w="3249"/>
+          </w:tcPr>
+          <w:p>
+            <w:r>
+              <w:t>Показывает название, описание и число сотрудников в подразделении</w:t>
+            </w:r>
+          </w:p>
+        </w:tc>
+        <w:tc>
+          <w:tcPr>
+            <w:tcW w:type="dxa" w:w="3249"/>
+          </w:tcPr>
+          <w:p>
+            <w:r>
+              <w:t>Количество сотрудников используется как защита от ошибочного удаления</w:t>
+            </w:r>
+          </w:p>
+        </w:tc>
+      </w:tr>
+      <w:tr>
+        <w:tc>
+          <w:tcPr>
+            <w:tcW w:type="dxa" w:w="3249"/>
+          </w:tcPr>
+          <w:p>
+            <w:r>
+              <w:t>Поле Название</w:t>
+            </w:r>
+          </w:p>
+        </w:tc>
+        <w:tc>
+          <w:tcPr>
+            <w:tcW w:type="dxa" w:w="3249"/>
+          </w:tcPr>
+          <w:p>
+            <w:r>
+              <w:t>Задаёт основное имя подразделения</w:t>
+            </w:r>
+          </w:p>
+        </w:tc>
+        <w:tc>
+          <w:tcPr>
+            <w:tcW w:type="dxa" w:w="3249"/>
+          </w:tcPr>
+          <w:p>
+            <w:r>
+              <w:t>Поле фактически обязательно: без него запись не создаётся</w:t>
+            </w:r>
+          </w:p>
+        </w:tc>
+      </w:tr>
+      <w:tr>
+        <w:tc>
+          <w:tcPr>
+            <w:tcW w:type="dxa" w:w="3249"/>
+          </w:tcPr>
+          <w:p>
+            <w:r>
+              <w:t>Поле Описание</w:t>
+            </w:r>
+          </w:p>
+        </w:tc>
+        <w:tc>
+          <w:tcPr>
+            <w:tcW w:type="dxa" w:w="3249"/>
+          </w:tcPr>
+          <w:p>
+            <w:r>
+              <w:t>Хранит пояснение или комментарий</w:t>
+            </w:r>
+          </w:p>
+        </w:tc>
+        <w:tc>
+          <w:tcPr>
+            <w:tcW w:type="dxa" w:w="3249"/>
+          </w:tcPr>
+          <w:p>
+            <w:r>
+              <w:t>Можно оставлять пустым</w:t>
+            </w:r>
+          </w:p>
+        </w:tc>
+      </w:tr>
+      <w:tr>
+        <w:tc>
+          <w:tcPr>
+            <w:tcW w:type="dxa" w:w="3249"/>
+          </w:tcPr>
+          <w:p>
+            <w:r>
+              <w:t>Кнопка Добавить подразделение</w:t>
+            </w:r>
+          </w:p>
+        </w:tc>
+        <w:tc>
+          <w:tcPr>
+            <w:tcW w:type="dxa" w:w="3249"/>
+          </w:tcPr>
+          <w:p>
+            <w:r>
+              <w:t>Создаёт новую запись</w:t>
+            </w:r>
+          </w:p>
+        </w:tc>
+        <w:tc>
+          <w:tcPr>
+            <w:tcW w:type="dxa" w:w="3249"/>
+          </w:tcPr>
+          <w:p>
+            <w:r>
+              <w:t>После создания справочник сразу обновляется</w:t>
+            </w:r>
+          </w:p>
+        </w:tc>
+      </w:tr>
+      <w:tr>
+        <w:tc>
+          <w:tcPr>
+            <w:tcW w:type="dxa" w:w="3249"/>
+          </w:tcPr>
+          <w:p>
+            <w:r>
+              <w:t>Кнопка Изменить</w:t>
+            </w:r>
+          </w:p>
+        </w:tc>
+        <w:tc>
+          <w:tcPr>
+            <w:tcW w:type="dxa" w:w="3249"/>
+          </w:tcPr>
+          <w:p>
+            <w:r>
+              <w:t>Переводит форму в режим редактирования</w:t>
+            </w:r>
+          </w:p>
+        </w:tc>
+        <w:tc>
+          <w:tcPr>
+            <w:tcW w:type="dxa" w:w="3249"/>
+          </w:tcPr>
+          <w:p>
+            <w:r>
+              <w:t>Сохраняет текущее подразделение в форму сверху страницы</w:t>
+            </w:r>
+          </w:p>
+        </w:tc>
+      </w:tr>
+      <w:tr>
+        <w:tc>
+          <w:tcPr>
+            <w:tcW w:type="dxa" w:w="3249"/>
+          </w:tcPr>
+          <w:p>
+            <w:r>
+              <w:t>Кнопка удаления</w:t>
+            </w:r>
+          </w:p>
+        </w:tc>
+        <w:tc>
+          <w:tcPr>
+            <w:tcW w:type="dxa" w:w="3249"/>
+          </w:tcPr>
+          <w:p>
+            <w:r>
+              <w:t>Удаляет подразделение при отсутствии сотрудников</w:t>
+            </w:r>
+          </w:p>
+        </w:tc>
+        <w:tc>
+          <w:tcPr>
+            <w:tcW w:type="dxa" w:w="3249"/>
+          </w:tcPr>
+          <w:p>
+            <w:r>
+              <w:t>Если сотрудники есть, система не даст удалить запись</w:t>
+            </w:r>
+          </w:p>
+        </w:tc>
+      </w:tr>
+    </w:tbl>
+    <w:p>
+      <w:pPr>
+        <w:pStyle w:val="Heading2"/>
+      </w:pPr>
+      <w:r>
+        <w:t>10.3. Как создать новое подразделение</w:t>
+      </w:r>
+    </w:p>
+    <w:p>
+      <w:pPr>
+        <w:pStyle w:val="Heading3"/>
+      </w:pPr>
+      <w:r>
+        <w:t>10.3.1. Какие поля заполняются</w:t>
+      </w:r>
+    </w:p>
+    <w:tbl>
+      <w:tblPr>
+        <w:tblStyle w:val="TableGrid"/>
+        <w:tblW w:type="auto" w:w="0"/>
+        <w:tblLook w:firstColumn="1" w:firstRow="1" w:lastColumn="0" w:lastRow="0" w:noHBand="0" w:noVBand="1" w:val="04A0"/>
+      </w:tblPr>
+      <w:tblGrid>
+        <w:gridCol w:w="3249"/>
+        <w:gridCol w:w="3249"/>
+        <w:gridCol w:w="3249"/>
+      </w:tblGrid>
+      <w:tr>
+        <w:tc>
+          <w:tcPr>
+            <w:tcW w:type="dxa" w:w="3249"/>
+          </w:tcPr>
+          <w:p>
+            <w:r>
+              <w:t>Поле</w:t>
+            </w:r>
+          </w:p>
+        </w:tc>
+        <w:tc>
+          <w:tcPr>
+            <w:tcW w:type="dxa" w:w="3249"/>
+          </w:tcPr>
+          <w:p>
+            <w:r>
+              <w:t>Что вводить</w:t>
+            </w:r>
+          </w:p>
+        </w:tc>
+        <w:tc>
+          <w:tcPr>
+            <w:tcW w:type="dxa" w:w="3249"/>
+          </w:tcPr>
+          <w:p>
+            <w:r>
+              <w:t>Обязательность</w:t>
+            </w:r>
+          </w:p>
+        </w:tc>
+      </w:tr>
+      <w:tr>
+        <w:tc>
+          <w:tcPr>
+            <w:tcW w:type="dxa" w:w="3249"/>
+          </w:tcPr>
+          <w:p>
+            <w:r>
+              <w:t>Название</w:t>
+            </w:r>
+          </w:p>
+        </w:tc>
+        <w:tc>
+          <w:tcPr>
+            <w:tcW w:type="dxa" w:w="3249"/>
+          </w:tcPr>
+          <w:p>
+            <w:r>
+              <w:t>Короткое рабочее наименование подразделения</w:t>
+            </w:r>
+          </w:p>
+        </w:tc>
+        <w:tc>
+          <w:tcPr>
+            <w:tcW w:type="dxa" w:w="3249"/>
+          </w:tcPr>
+          <w:p>
+            <w:r>
+              <w:t>Да</w:t>
+            </w:r>
+          </w:p>
+        </w:tc>
+      </w:tr>
+      <w:tr>
+        <w:tc>
+          <w:tcPr>
+            <w:tcW w:type="dxa" w:w="3249"/>
+          </w:tcPr>
+          <w:p>
+            <w:r>
+              <w:t>Описание</w:t>
+            </w:r>
+          </w:p>
+        </w:tc>
+        <w:tc>
+          <w:tcPr>
+            <w:tcW w:type="dxa" w:w="3249"/>
+          </w:tcPr>
+          <w:p>
+            <w:r>
+              <w:t>Расшифровку, назначение или примечание</w:t>
+            </w:r>
+          </w:p>
+        </w:tc>
+        <w:tc>
+          <w:tcPr>
+            <w:tcW w:type="dxa" w:w="3249"/>
+          </w:tcPr>
+          <w:p>
+            <w:r>
+              <w:t>Нет</w:t>
+            </w:r>
+          </w:p>
+        </w:tc>
+      </w:tr>
+    </w:tbl>
+    <w:p>
+      <w:pPr>
+        <w:pStyle w:val="Heading4"/>
+      </w:pPr>
+      <w:r>
+        <w:t>10.3.1.1. Порядок создания</w:t>
+      </w:r>
+    </w:p>
+    <w:p>
+      <w:pPr>
+        <w:ind w:left="357" w:hanging="357"/>
+      </w:pPr>
+      <w:r>
+        <w:t>1. Откройте раздел Справочники -&gt; Подразделения.</w:t>
+      </w:r>
+    </w:p>
+    <w:p>
+      <w:pPr>
+        <w:ind w:left="357" w:hanging="357"/>
+      </w:pPr>
+      <w:r>
+        <w:t>2. Введите название подразделения.</w:t>
+      </w:r>
+    </w:p>
+    <w:p>
+      <w:pPr>
+        <w:ind w:left="357" w:hanging="357"/>
+      </w:pPr>
+      <w:r>
+        <w:t>3. При необходимости заполните описание.</w:t>
+      </w:r>
+    </w:p>
+    <w:p>
+      <w:pPr>
+        <w:ind w:left="357" w:hanging="357"/>
+      </w:pPr>
+      <w:r>
+        <w:t>4. Нажмите кнопку Добавить подразделение.</w:t>
+      </w:r>
+    </w:p>
+    <w:p>
+      <w:pPr>
+        <w:ind w:left="357" w:hanging="357"/>
+      </w:pPr>
+      <w:r>
+        <w:t>5. Проверьте, что новая запись появилась в таблице и стала доступна в связанных списках.</w:t>
+      </w:r>
+    </w:p>
+    <w:p>
+      <w:pPr>
+        <w:pStyle w:val="ListBullet"/>
+      </w:pPr>
+      <w:r>
+        <w:t>После создания подразделение сразу появляется в выпадающих списках страницы Сотрудники.</w:t>
+      </w:r>
+    </w:p>
+    <w:p>
+      <w:pPr>
+        <w:pStyle w:val="ListBullet"/>
+      </w:pPr>
+      <w:r>
+        <w:t>Если в этот момент открыта черновая маршрутная карта, справочные списки маршрута также обновляются.</w:t>
+      </w:r>
+    </w:p>
+    <w:p>
+      <w:pPr>
+        <w:pStyle w:val="Heading2"/>
+      </w:pPr>
+      <w:r>
+        <w:t>10.4. Как изменить подразделение</w:t>
+      </w:r>
+    </w:p>
+    <w:p>
+      <w:pPr>
+        <w:pStyle w:val="Heading3"/>
+      </w:pPr>
+      <w:r>
+        <w:t>10.4.1. Редактирование существующей записи</w:t>
+      </w:r>
+    </w:p>
+    <w:p>
+      <w:pPr>
+        <w:ind w:left="357" w:hanging="357"/>
+      </w:pPr>
+      <w:r>
+        <w:t>1. Найдите нужное подразделение в таблице.</w:t>
+      </w:r>
+    </w:p>
+    <w:p>
+      <w:pPr>
+        <w:ind w:left="357" w:hanging="357"/>
+      </w:pPr>
+      <w:r>
+        <w:t>2. Нажмите Изменить в строке записи.</w:t>
+      </w:r>
+    </w:p>
+    <w:p>
+      <w:pPr>
+        <w:ind w:left="357" w:hanging="357"/>
+      </w:pPr>
+      <w:r>
+        <w:t>3. Скорректируйте название и/или описание в форме.</w:t>
+      </w:r>
+    </w:p>
+    <w:p>
+      <w:pPr>
+        <w:ind w:left="357" w:hanging="357"/>
+      </w:pPr>
+      <w:r>
+        <w:t>4. Нажмите Сохранить.</w:t>
+      </w:r>
+    </w:p>
+    <w:p>
+      <w:pPr>
+        <w:pStyle w:val="Heading4"/>
+      </w:pPr>
+      <w:r>
+        <w:t>10.4.1.1. Что произойдёт после сохранения</w:t>
+      </w:r>
+    </w:p>
+    <w:p>
+      <w:pPr>
+        <w:pStyle w:val="ListBullet"/>
+      </w:pPr>
+      <w:r>
+        <w:t>Изменённое название попадёт в связанные справочные представления сайта.</w:t>
+      </w:r>
+    </w:p>
+    <w:p>
+      <w:pPr>
+        <w:pStyle w:val="ListBullet"/>
+      </w:pPr>
+      <w:r>
+        <w:t>Сотрудники, у которых было назначено это подразделение, сохранят связь с ним.</w:t>
+      </w:r>
+    </w:p>
+    <w:p>
+      <w:pPr>
+        <w:pStyle w:val="ListBullet"/>
+      </w:pPr>
+      <w:r>
+        <w:t>Если было изменено именно название, связанные рабочие таблицы и маршруты перерисуются с новым текстом.</w:t>
+      </w:r>
+    </w:p>
+    <w:p>
+      <w:pPr>
+        <w:pStyle w:val="Heading2"/>
+      </w:pPr>
+      <w:r>
+        <w:t>10.5. Как удалить подразделение</w:t>
+      </w:r>
+    </w:p>
+    <w:p>
+      <w:pPr>
+        <w:pStyle w:val="Heading3"/>
+      </w:pPr>
+      <w:r>
+        <w:t>10.5.1. Ограничения на удаление</w:t>
+      </w:r>
+    </w:p>
+    <w:p>
+      <w:pPr>
+        <w:ind w:left="357" w:hanging="357"/>
+      </w:pPr>
+      <w:r>
+        <w:t>1. Перед удалением проверьте столбец Сотрудники в таблице.</w:t>
+      </w:r>
+    </w:p>
+    <w:p>
+      <w:pPr>
+        <w:ind w:left="357" w:hanging="357"/>
+      </w:pPr>
+      <w:r>
+        <w:t>2. Если в подразделении есть хотя бы один сотрудник, система остановит удаление.</w:t>
+      </w:r>
+    </w:p>
+    <w:p>
+      <w:pPr>
+        <w:ind w:left="357" w:hanging="357"/>
+      </w:pPr>
+      <w:r>
+        <w:t>3. Если сотрудников нет, нажмите кнопку удаления и подтвердите действие.</w:t>
+      </w:r>
+    </w:p>
+    <w:p>
+      <w:pPr>
+        <w:pStyle w:val="Heading4"/>
+      </w:pPr>
+      <w:r>
+        <w:t>10.5.1.1. Что произойдёт при удалении</w:t>
+      </w:r>
+    </w:p>
+    <w:p>
+      <w:pPr>
+        <w:pStyle w:val="ListBullet"/>
+      </w:pPr>
+      <w:r>
+        <w:t>Запись исчезнет из справочника и больше не будет доступна для нового выбора.</w:t>
+      </w:r>
+    </w:p>
+    <w:p>
+      <w:pPr>
+        <w:pStyle w:val="ListBullet"/>
+      </w:pPr>
+      <w:r>
+        <w:t>В уже созданных маршрутах удалённое подразделение остаётся как текстовая историческая подпись.</w:t>
+      </w:r>
+    </w:p>
+    <w:p>
+      <w:pPr>
+        <w:pStyle w:val="ListBullet"/>
+      </w:pPr>
+      <w:r>
+        <w:t>Сотрудников с привязкой к подразделению удалить не дадут, пока связь не будет снята или перенесена.</w:t>
+      </w:r>
+    </w:p>
+    <w:p>
+      <w:pPr>
+        <w:pStyle w:val="Heading2"/>
+      </w:pPr>
+      <w:r>
+        <w:t>10.6. Практические правила работы с подразделениями</w:t>
+      </w:r>
+    </w:p>
+    <w:p>
+      <w:pPr>
+        <w:pStyle w:val="ListBullet"/>
+      </w:pPr>
+      <w:r>
+        <w:t>Создавайте подразделения как стабильный справочник, а не как временные пометки под отдельную задачу.</w:t>
+      </w:r>
+    </w:p>
+    <w:p>
+      <w:pPr>
+        <w:pStyle w:val="ListBullet"/>
+      </w:pPr>
+      <w:r>
+        <w:t>Не дублируйте подразделения с разным написанием одного и того же названия.</w:t>
+      </w:r>
+    </w:p>
+    <w:p>
+      <w:pPr>
+        <w:pStyle w:val="ListBullet"/>
+      </w:pPr>
+      <w:r>
+        <w:t>Если подразделение больше не используется, сначала переназначьте сотрудников, затем удаляйте запись.</w:t>
+      </w:r>
+    </w:p>
+    <w:p>
+      <w:pPr>
+        <w:pStyle w:val="ListBullet"/>
+      </w:pPr>
+      <w:r>
+        <w:t>Для описания места выполнения операции используйте участки, а для организационной принадлежности людей используйте подразделения.</w:t>
+      </w:r>
+    </w:p>
+    <w:p>
+      <w:pPr>
+        <w:pStyle w:val="Heading1"/>
+      </w:pPr>
+      <w:r>
+        <w:t>11. Операции</w:t>
+      </w:r>
+    </w:p>
+    <w:p>
+      <w:r>
+        <w:t>Справочник операций на странице /operations задаёт библиотеку технологических шагов, из которых потом собираются маршруты МК. Именно отсюда берутся название операции, её тип, рекомендуемое время и ограничения по участкам.</w:t>
+      </w:r>
+    </w:p>
+    <w:p>
+      <w:r>
+        <w:drawing>
+          <wp:inline xmlns:a="http://schemas.openxmlformats.org/drawingml/2006/main" xmlns:pic="http://schemas.openxmlformats.org/drawingml/2006/picture">
+            <wp:extent cx="6217920" cy="4421632"/>
+            <wp:docPr id="64" name="Picture 64"/>
+            <wp:cNvGraphicFramePr>
+              <a:graphicFrameLocks noChangeAspect="1"/>
+            </wp:cNvGraphicFramePr>
+            <a:graphic>
+              <a:graphicData uri="http://schemas.openxmlformats.org/drawingml/2006/picture">
+                <pic:pic>
+                  <pic:nvPicPr>
+                    <pic:cNvPr id="0" name="operations.png"/>
+                    <pic:cNvPicPr/>
+                  </pic:nvPicPr>
+                  <pic:blipFill>
+                    <a:blip r:embed="rId36"/>
+                    <a:stretch>
+                      <a:fillRect/>
+                    </a:stretch>
+                  </pic:blipFill>
+                  <pic:spPr>
+                    <a:xfrm>
+                      <a:off x="0" y="0"/>
+                      <a:ext cx="6217920" cy="4421632"/>
+                    </a:xfrm>
+                    <a:prstGeom prst="rect"/>
+                  </pic:spPr>
+                </pic:pic>
+              </a:graphicData>
+            </a:graphic>
+          </wp:inline>
+        </w:drawing>
+      </w:r>
+    </w:p>
+    <w:p>
+      <w:pPr>
+        <w:pStyle w:val="Caption"/>
+        <w:jc w:val="center"/>
+      </w:pPr>
+      <w:r>
+        <w:rPr>
+          <w:i/>
+        </w:rPr>
+        <w:t>Раздел Операции</w:t>
+      </w:r>
+    </w:p>
+    <w:p>
+      <w:pPr>
+        <w:pStyle w:val="Heading2"/>
+      </w:pPr>
+      <w:r>
+        <w:t>11.1. Зачем нужен раздел /operations</w:t>
+      </w:r>
+    </w:p>
+    <w:p>
+      <w:r>
+        <w:t>Операция в этом справочнике является шаблоном. Пользователь создаёт здесь справочную запись, а затем использует её в маршрутной карте, в планировании, в рабочих окнах исполнения и в аналитических таблицах производства.</w:t>
+      </w:r>
+    </w:p>
+    <w:p>
+      <w:pPr>
+        <w:pStyle w:val="Heading3"/>
+      </w:pPr>
+      <w:r>
+        <w:t>11.1.1. Где операция используется дальше</w:t>
+      </w:r>
+    </w:p>
+    <w:p>
+      <w:pPr>
+        <w:pStyle w:val="ListBullet"/>
+      </w:pPr>
+      <w:r>
+        <w:t>на вкладке Операции маршрутной карты, где из справочника собирается маршрут;</w:t>
+      </w:r>
+    </w:p>
+    <w:p>
+      <w:pPr>
+        <w:pStyle w:val="ListBullet"/>
+      </w:pPr>
+      <w:r>
+        <w:t>в плане производства и сменных заданиях, где операция получает план по датам, сменам и участкам;</w:t>
+      </w:r>
+    </w:p>
+    <w:p>
+      <w:pPr>
+        <w:pStyle w:val="ListBullet"/>
+      </w:pPr>
+      <w:r>
+        <w:t>в Рабочем месте, где операция запускается, приостанавливается, завершается или переводит единицы дальше;</w:t>
+      </w:r>
+    </w:p>
+    <w:p>
+      <w:pPr>
+        <w:pStyle w:val="ListBullet"/>
+      </w:pPr>
+      <w:r>
+        <w:t>в трекере, карточке и отчётных таблицах, где показывается текущее состояние маршрута.</w:t>
+      </w:r>
+    </w:p>
+    <w:p>
+      <w:pPr>
+        <w:pStyle w:val="Heading4"/>
+      </w:pPr>
+      <w:r>
+        <w:t>11.1.1.1. Что хранится именно в справочнике</w:t>
+      </w:r>
+    </w:p>
+    <w:p>
+      <w:pPr>
+        <w:pStyle w:val="ListBullet"/>
+      </w:pPr>
+      <w:r>
+        <w:t>тип операции;</w:t>
+      </w:r>
+    </w:p>
+    <w:p>
+      <w:pPr>
+        <w:pStyle w:val="ListBullet"/>
+      </w:pPr>
+      <w:r>
+        <w:t>рекомендуемое время в минутах;</w:t>
+      </w:r>
+    </w:p>
+    <w:p>
+      <w:pPr>
+        <w:pStyle w:val="ListBullet"/>
+      </w:pPr>
+      <w:r>
+        <w:t>описание и человекочитаемое название;</w:t>
+      </w:r>
+    </w:p>
+    <w:p>
+      <w:pPr>
+        <w:pStyle w:val="ListBullet"/>
+      </w:pPr>
+      <w:r>
+        <w:t>список разрешённых участков, если операция должна выполняться не везде.</w:t>
+      </w:r>
+    </w:p>
+    <w:p>
+      <w:pPr>
+        <w:pStyle w:val="Heading2"/>
+      </w:pPr>
+      <w:r>
+        <w:t>11.2. Что видно на странице операций</w:t>
+      </w:r>
+    </w:p>
+    <w:tbl>
+      <w:tblPr>
+        <w:tblStyle w:val="TableGrid"/>
+        <w:tblW w:type="auto" w:w="0"/>
+        <w:tblLook w:firstColumn="1" w:firstRow="1" w:lastColumn="0" w:lastRow="0" w:noHBand="0" w:noVBand="1" w:val="04A0"/>
+      </w:tblPr>
+      <w:tblGrid>
+        <w:gridCol w:w="3249"/>
+        <w:gridCol w:w="3249"/>
+        <w:gridCol w:w="3249"/>
+      </w:tblGrid>
+      <w:tr>
+        <w:tc>
+          <w:tcPr>
+            <w:tcW w:type="dxa" w:w="3249"/>
+          </w:tcPr>
+          <w:p>
+            <w:r>
+              <w:t>Столбец / элемент</w:t>
+            </w:r>
+          </w:p>
+        </w:tc>
+        <w:tc>
+          <w:tcPr>
+            <w:tcW w:type="dxa" w:w="3249"/>
+          </w:tcPr>
+          <w:p>
+            <w:r>
+              <w:t>Назначение</w:t>
+            </w:r>
+          </w:p>
+        </w:tc>
+        <w:tc>
+          <w:tcPr>
+            <w:tcW w:type="dxa" w:w="3249"/>
+          </w:tcPr>
+          <w:p>
+            <w:r>
+              <w:t>Комментарий</w:t>
+            </w:r>
+          </w:p>
+        </w:tc>
+      </w:tr>
+      <w:tr>
+        <w:tc>
+          <w:tcPr>
+            <w:tcW w:type="dxa" w:w="3249"/>
+          </w:tcPr>
+          <w:p>
+            <w:r>
+              <w:t>Название</w:t>
+            </w:r>
+          </w:p>
+        </w:tc>
+        <w:tc>
+          <w:tcPr>
+            <w:tcW w:type="dxa" w:w="3249"/>
+          </w:tcPr>
+          <w:p>
+            <w:r>
+              <w:t>Основное имя операции</w:t>
+            </w:r>
+          </w:p>
+        </w:tc>
+        <w:tc>
+          <w:tcPr>
+            <w:tcW w:type="dxa" w:w="3249"/>
+          </w:tcPr>
+          <w:p>
+            <w:r>
+              <w:t>Используется при выборе операции в маршруте и в рабочих таблицах</w:t>
+            </w:r>
+          </w:p>
+        </w:tc>
+      </w:tr>
+      <w:tr>
+        <w:tc>
+          <w:tcPr>
+            <w:tcW w:type="dxa" w:w="3249"/>
+          </w:tcPr>
+          <w:p>
+            <w:r>
+              <w:t>Описание</w:t>
+            </w:r>
+          </w:p>
+        </w:tc>
+        <w:tc>
+          <w:tcPr>
+            <w:tcW w:type="dxa" w:w="3249"/>
+          </w:tcPr>
+          <w:p>
+            <w:r>
+              <w:t>Пояснение к операции</w:t>
+            </w:r>
+          </w:p>
+        </w:tc>
+        <w:tc>
+          <w:tcPr>
+            <w:tcW w:type="dxa" w:w="3249"/>
+          </w:tcPr>
+          <w:p>
+            <w:r>
+              <w:t>Помогает отличать похожие операции</w:t>
+            </w:r>
+          </w:p>
+        </w:tc>
+      </w:tr>
+      <w:tr>
+        <w:tc>
+          <w:tcPr>
+            <w:tcW w:type="dxa" w:w="3249"/>
+          </w:tcPr>
+          <w:p>
+            <w:r>
+              <w:t>Тип</w:t>
+            </w:r>
+          </w:p>
+        </w:tc>
+        <w:tc>
+          <w:tcPr>
+            <w:tcW w:type="dxa" w:w="3249"/>
+          </w:tcPr>
+          <w:p>
+            <w:r>
+              <w:t>Определяет сценарий планирования и выполнения</w:t>
+            </w:r>
+          </w:p>
+        </w:tc>
+        <w:tc>
+          <w:tcPr>
+            <w:tcW w:type="dxa" w:w="3249"/>
+          </w:tcPr>
+          <w:p>
+            <w:r>
+              <w:t>Можно менять прямо в таблице, но с ограничениями</w:t>
+            </w:r>
+          </w:p>
+        </w:tc>
+      </w:tr>
+      <w:tr>
+        <w:tc>
+          <w:tcPr>
+            <w:tcW w:type="dxa" w:w="3249"/>
+          </w:tcPr>
+          <w:p>
+            <w:r>
+              <w:t>Участки</w:t>
+            </w:r>
+          </w:p>
+        </w:tc>
+        <w:tc>
+          <w:tcPr>
+            <w:tcW w:type="dxa" w:w="3249"/>
+          </w:tcPr>
+          <w:p>
+            <w:r>
+              <w:t>Ограничивает, на каких участках можно планировать и выполнять операцию</w:t>
+            </w:r>
+          </w:p>
+        </w:tc>
+        <w:tc>
+          <w:tcPr>
+            <w:tcW w:type="dxa" w:w="3249"/>
+          </w:tcPr>
+          <w:p>
+            <w:r>
+              <w:t>Пустой список означает отсутствие ограничения</w:t>
+            </w:r>
+          </w:p>
+        </w:tc>
+      </w:tr>
+      <w:tr>
+        <w:tc>
+          <w:tcPr>
+            <w:tcW w:type="dxa" w:w="3249"/>
+          </w:tcPr>
+          <w:p>
+            <w:r>
+              <w:t>Рек. время (мин)</w:t>
+            </w:r>
+          </w:p>
+        </w:tc>
+        <w:tc>
+          <w:tcPr>
+            <w:tcW w:type="dxa" w:w="3249"/>
+          </w:tcPr>
+          <w:p>
+            <w:r>
+              <w:t>Базовое рекомендуемое время операции</w:t>
+            </w:r>
+          </w:p>
+        </w:tc>
+        <w:tc>
+          <w:tcPr>
+            <w:tcW w:type="dxa" w:w="3249"/>
+          </w:tcPr>
+          <w:p>
+            <w:r>
+              <w:t>Используется как исходная длительность в маршрутах и планировании</w:t>
+            </w:r>
+          </w:p>
+        </w:tc>
+      </w:tr>
+      <w:tr>
+        <w:tc>
+          <w:tcPr>
+            <w:tcW w:type="dxa" w:w="3249"/>
+          </w:tcPr>
+          <w:p>
+            <w:r>
+              <w:t>Кнопки действий</w:t>
+            </w:r>
+          </w:p>
+        </w:tc>
+        <w:tc>
+          <w:tcPr>
+            <w:tcW w:type="dxa" w:w="3249"/>
+          </w:tcPr>
+          <w:p>
+            <w:r>
+              <w:t>Изменение или удаление записи</w:t>
+            </w:r>
+          </w:p>
+        </w:tc>
+        <w:tc>
+          <w:tcPr>
+            <w:tcW w:type="dxa" w:w="3249"/>
+          </w:tcPr>
+          <w:p>
+            <w:r>
+              <w:t>Удаление касается только справочника, а не уже созданной истории маршрутов</w:t>
+            </w:r>
+          </w:p>
+        </w:tc>
+      </w:tr>
+    </w:tbl>
+    <w:p>
+      <w:pPr>
+        <w:pStyle w:val="Heading2"/>
+      </w:pPr>
+      <w:r>
+        <w:t>11.3. Как создать, изменить и удалить операцию</w:t>
+      </w:r>
+    </w:p>
+    <w:p>
+      <w:pPr>
+        <w:pStyle w:val="Heading3"/>
+      </w:pPr>
+      <w:r>
+        <w:t>11.3.1. Создание новой операции</w:t>
+      </w:r>
+    </w:p>
+    <w:p>
+      <w:pPr>
+        <w:ind w:left="357" w:hanging="357"/>
+      </w:pPr>
+      <w:r>
+        <w:t>1. Откройте раздел Справочники -&gt; Операции.</w:t>
+      </w:r>
+    </w:p>
+    <w:p>
+      <w:pPr>
+        <w:ind w:left="357" w:hanging="357"/>
+      </w:pPr>
+      <w:r>
+        <w:t>2. Введите название операции.</w:t>
+      </w:r>
+    </w:p>
+    <w:p>
+      <w:pPr>
+        <w:ind w:left="357" w:hanging="357"/>
+      </w:pPr>
+      <w:r>
+        <w:t>3. При необходимости заполните описание.</w:t>
+      </w:r>
+    </w:p>
+    <w:p>
+      <w:pPr>
+        <w:ind w:left="357" w:hanging="357"/>
+      </w:pPr>
+      <w:r>
+        <w:t>4. Укажите рекомендуемое время в минутах.</w:t>
+      </w:r>
+    </w:p>
+    <w:p>
+      <w:pPr>
+        <w:ind w:left="357" w:hanging="357"/>
+      </w:pPr>
+      <w:r>
+        <w:t>5. Выберите тип операции.</w:t>
+      </w:r>
+    </w:p>
+    <w:p>
+      <w:pPr>
+        <w:ind w:left="357" w:hanging="357"/>
+      </w:pPr>
+      <w:r>
+        <w:t>6. Нажмите Добавить операцию.</w:t>
+      </w:r>
+    </w:p>
+    <w:p>
+      <w:pPr>
+        <w:pStyle w:val="Heading4"/>
+      </w:pPr>
+      <w:r>
+        <w:t>11.3.1.1. Что важно при создании</w:t>
+      </w:r>
+    </w:p>
+    <w:p>
+      <w:pPr>
+        <w:pStyle w:val="ListBullet"/>
+      </w:pPr>
+      <w:r>
+        <w:t>Название операции должно быть уникальным: система не позволит создать дубликат по имени.</w:t>
+      </w:r>
+    </w:p>
+    <w:p>
+      <w:pPr>
+        <w:pStyle w:val="ListBullet"/>
+      </w:pPr>
+      <w:r>
+        <w:t>Если время не задано явно, по умолчанию используется 30 минут.</w:t>
+      </w:r>
+    </w:p>
+    <w:p>
+      <w:pPr>
+        <w:pStyle w:val="ListBullet"/>
+      </w:pPr>
+      <w:r>
+        <w:t>Для новой операции список участков изначально пустой, его можно настроить после создания.</w:t>
+      </w:r>
+    </w:p>
+    <w:p>
+      <w:pPr>
+        <w:pStyle w:val="Heading3"/>
+      </w:pPr>
+      <w:r>
+        <w:t>11.3.2. Изменение операции и смена типа</w:t>
+      </w:r>
+    </w:p>
+    <w:p>
+      <w:pPr>
+        <w:ind w:left="357" w:hanging="357"/>
+      </w:pPr>
+      <w:r>
+        <w:t>1. Нажмите Изменить в строке нужной операции.</w:t>
+      </w:r>
+    </w:p>
+    <w:p>
+      <w:pPr>
+        <w:ind w:left="357" w:hanging="357"/>
+      </w:pPr>
+      <w:r>
+        <w:t>2. Исправьте название, описание, рекомендуемое время или тип.</w:t>
+      </w:r>
+    </w:p>
+    <w:p>
+      <w:pPr>
+        <w:ind w:left="357" w:hanging="357"/>
+      </w:pPr>
+      <w:r>
+        <w:t>3. Сохраните изменения.</w:t>
+      </w:r>
+    </w:p>
+    <w:p>
+      <w:pPr>
+        <w:ind w:left="357" w:hanging="357"/>
+      </w:pPr>
+      <w:r>
+        <w:t>4. При необходимости прямо в таблице добавьте или уберите разрешённые участки.</w:t>
+      </w:r>
+    </w:p>
+    <w:p>
+      <w:pPr>
+        <w:pStyle w:val="Heading4"/>
+      </w:pPr>
+      <w:r>
+        <w:t>11.3.2.1. Ограничение на смену типа</w:t>
+      </w:r>
+    </w:p>
+    <w:p>
+      <w:pPr>
+        <w:pStyle w:val="ListBullet"/>
+      </w:pPr>
+      <w:r>
+        <w:t>Если в системе уже есть запланированные МК с этой операцией, и операция у них находится не в статусе Не начата, тип менять нельзя.</w:t>
+      </w:r>
+    </w:p>
+    <w:p>
+      <w:pPr>
+        <w:pStyle w:val="ListBullet"/>
+      </w:pPr>
+      <w:r>
+        <w:t>Такое ограничение защищает уже запущенные маршруты от смены сценария исполнения посередине процесса.</w:t>
+      </w:r>
+    </w:p>
+    <w:p>
+      <w:pPr>
+        <w:pStyle w:val="Heading3"/>
+      </w:pPr>
+      <w:r>
+        <w:t>11.3.3. Удаление операции</w:t>
+      </w:r>
+    </w:p>
+    <w:p>
+      <w:pPr>
+        <w:ind w:left="357" w:hanging="357"/>
+      </w:pPr>
+      <w:r>
+        <w:t>1. Убедитесь, что операция больше не нужна как справочная запись.</w:t>
+      </w:r>
+    </w:p>
+    <w:p>
+      <w:pPr>
+        <w:ind w:left="357" w:hanging="357"/>
+      </w:pPr>
+      <w:r>
+        <w:t>2. Нажмите кнопку удаления в строке операции.</w:t>
+      </w:r>
+    </w:p>
+    <w:p>
+      <w:pPr>
+        <w:ind w:left="357" w:hanging="357"/>
+      </w:pPr>
+      <w:r>
+        <w:t>3. Подтвердите удаление.</w:t>
+      </w:r>
+    </w:p>
+    <w:p>
+      <w:pPr>
+        <w:pStyle w:val="Heading4"/>
+      </w:pPr>
+      <w:r>
+        <w:t>11.3.3.1. Что произойдёт при удалении</w:t>
+      </w:r>
+    </w:p>
+    <w:p>
+      <w:pPr>
+        <w:pStyle w:val="ListBullet"/>
+      </w:pPr>
+      <w:r>
+        <w:t>Операция исчезнет из справочника и больше не будет доступна для выбора в новых маршрутах.</w:t>
+      </w:r>
+    </w:p>
+    <w:p>
+      <w:pPr>
+        <w:pStyle w:val="ListBullet"/>
+      </w:pPr>
+      <w:r>
+        <w:t>В уже созданных маршрутах запись сохраняется как текст в истории маршрута.</w:t>
+      </w:r>
+    </w:p>
+    <w:p>
+      <w:pPr>
+        <w:pStyle w:val="ListBullet"/>
+      </w:pPr>
+      <w:r>
+        <w:t>Удаление справочной записи не переписывает фактически созданные карты задним числом.</w:t>
+      </w:r>
+    </w:p>
+    <w:p>
+      <w:pPr>
+        <w:pStyle w:val="Heading2"/>
+      </w:pPr>
+      <w:r>
+        <w:t>11.4. Типы операций и их различия</w:t>
+      </w:r>
+    </w:p>
+    <w:tbl>
+      <w:tblPr>
+        <w:tblStyle w:val="TableGrid"/>
+        <w:tblW w:type="auto" w:w="0"/>
+        <w:tblLook w:firstColumn="1" w:firstRow="1" w:lastColumn="0" w:lastRow="0" w:noHBand="0" w:noVBand="1" w:val="04A0"/>
+      </w:tblPr>
+      <w:tblGrid>
+        <w:gridCol w:w="2436"/>
+        <w:gridCol w:w="2436"/>
+        <w:gridCol w:w="2436"/>
+        <w:gridCol w:w="2436"/>
+      </w:tblGrid>
+      <w:tr>
+        <w:tc>
+          <w:tcPr>
+            <w:tcW w:type="dxa" w:w="2436"/>
+          </w:tcPr>
+          <w:p>
+            <w:r>
+              <w:t>Тип операции</w:t>
+            </w:r>
+          </w:p>
+        </w:tc>
+        <w:tc>
+          <w:tcPr>
+            <w:tcW w:type="dxa" w:w="2436"/>
+          </w:tcPr>
+          <w:p>
+            <w:r>
+              <w:t>Для чего нужен</w:t>
+            </w:r>
+          </w:p>
+        </w:tc>
+        <w:tc>
+          <w:tcPr>
+            <w:tcW w:type="dxa" w:w="2436"/>
+          </w:tcPr>
+          <w:p>
+            <w:r>
+              <w:t>Планирование</w:t>
+            </w:r>
+          </w:p>
+        </w:tc>
+        <w:tc>
+          <w:tcPr>
+            <w:tcW w:type="dxa" w:w="2436"/>
+          </w:tcPr>
+          <w:p>
+            <w:r>
+              <w:t>Исполнение и завершение</w:t>
+            </w:r>
+          </w:p>
+        </w:tc>
+      </w:tr>
+      <w:tr>
+        <w:tc>
+          <w:tcPr>
+            <w:tcW w:type="dxa" w:w="2436"/>
+          </w:tcPr>
+          <w:p>
+            <w:r>
+              <w:t>Стандартная</w:t>
+            </w:r>
+          </w:p>
+        </w:tc>
+        <w:tc>
+          <w:tcPr>
+            <w:tcW w:type="dxa" w:w="2436"/>
+          </w:tcPr>
+          <w:p>
+            <w:r>
+              <w:t>Обычный производственный шаг без специального сценария</w:t>
+            </w:r>
+          </w:p>
+        </w:tc>
+        <w:tc>
+          <w:tcPr>
+            <w:tcW w:type="dxa" w:w="2436"/>
+          </w:tcPr>
+          <w:p>
+            <w:r>
+              <w:t>Планируется как обычная операция</w:t>
+            </w:r>
+          </w:p>
+        </w:tc>
+        <w:tc>
+          <w:tcPr>
+            <w:tcW w:type="dxa" w:w="2436"/>
+          </w:tcPr>
+          <w:p>
+            <w:r>
+              <w:t>Исполняется через окно передачи изделий/образцов с выбором результата</w:t>
+            </w:r>
+          </w:p>
+        </w:tc>
+      </w:tr>
+      <w:tr>
+        <w:tc>
+          <w:tcPr>
+            <w:tcW w:type="dxa" w:w="2436"/>
+          </w:tcPr>
+          <w:p>
+            <w:r>
+              <w:t>Идентификация</w:t>
+            </w:r>
+          </w:p>
+        </w:tc>
+        <w:tc>
+          <w:tcPr>
+            <w:tcW w:type="dxa" w:w="2436"/>
+          </w:tcPr>
+          <w:p>
+            <w:r>
+              <w:t>Присвоение или уточнение индивидуальных номеров и QR</w:t>
+            </w:r>
+          </w:p>
+        </w:tc>
+        <w:tc>
+          <w:tcPr>
+            <w:tcW w:type="dxa" w:w="2436"/>
+          </w:tcPr>
+          <w:p>
+            <w:r>
+              <w:t>Планируется как обычная операция</w:t>
+            </w:r>
+          </w:p>
+        </w:tc>
+        <w:tc>
+          <w:tcPr>
+            <w:tcW w:type="dxa" w:w="2436"/>
+          </w:tcPr>
+          <w:p>
+            <w:r>
+              <w:t>Исполняется через отдельный вариант окна передачи с редактированием номеров и печатью QR</w:t>
+            </w:r>
+          </w:p>
+        </w:tc>
+      </w:tr>
+      <w:tr>
+        <w:tc>
+          <w:tcPr>
+            <w:tcW w:type="dxa" w:w="2436"/>
+          </w:tcPr>
+          <w:p>
+            <w:r>
+              <w:t>Документы</w:t>
+            </w:r>
+          </w:p>
+        </w:tc>
+        <w:tc>
+          <w:tcPr>
+            <w:tcW w:type="dxa" w:w="2436"/>
+          </w:tcPr>
+          <w:p>
+            <w:r>
+              <w:t>Операция, где вместе с продвижением прикладываются документы</w:t>
+            </w:r>
+          </w:p>
+        </w:tc>
+        <w:tc>
+          <w:tcPr>
+            <w:tcW w:type="dxa" w:w="2436"/>
+          </w:tcPr>
+          <w:p>
+            <w:r>
+              <w:t>Планируется как обычная операция</w:t>
+            </w:r>
+          </w:p>
+        </w:tc>
+        <w:tc>
+          <w:tcPr>
+            <w:tcW w:type="dxa" w:w="2436"/>
+          </w:tcPr>
+          <w:p>
+            <w:r>
+              <w:t>Исполняется через окно передачи с блоком идентификатора и файлами документов</w:t>
+            </w:r>
+          </w:p>
+        </w:tc>
+      </w:tr>
+      <w:tr>
+        <w:tc>
+          <w:tcPr>
+            <w:tcW w:type="dxa" w:w="2436"/>
+          </w:tcPr>
+          <w:p>
+            <w:r>
+              <w:t>Получение материала</w:t>
+            </w:r>
+          </w:p>
+        </w:tc>
+        <w:tc>
+          <w:tcPr>
+            <w:tcW w:type="dxa" w:w="2436"/>
+          </w:tcPr>
+          <w:p>
+            <w:r>
+              <w:t>Фиксация факта выдачи материала в производство</w:t>
+            </w:r>
+          </w:p>
+        </w:tc>
+        <w:tc>
+          <w:tcPr>
+            <w:tcW w:type="dxa" w:w="2436"/>
+          </w:tcPr>
+          <w:p>
+            <w:r>
+              <w:t>Обычным объектом ручного и авто-планирования не является</w:t>
+            </w:r>
+          </w:p>
+        </w:tc>
+        <w:tc>
+          <w:tcPr>
+            <w:tcW w:type="dxa" w:w="2436"/>
+          </w:tcPr>
+          <w:p>
+            <w:r>
+              <w:t>Исполняется через специализированное окно строк материалов</w:t>
+            </w:r>
+          </w:p>
+        </w:tc>
+      </w:tr>
+      <w:tr>
+        <w:tc>
+          <w:tcPr>
+            <w:tcW w:type="dxa" w:w="2436"/>
+          </w:tcPr>
+          <w:p>
+            <w:r>
+              <w:t>Возврат материала</w:t>
+            </w:r>
+          </w:p>
+        </w:tc>
+        <w:tc>
+          <w:tcPr>
+            <w:tcW w:type="dxa" w:w="2436"/>
+          </w:tcPr>
+          <w:p>
+            <w:r>
+              <w:t>Фиксация возврата оставшегося материала</w:t>
+            </w:r>
+          </w:p>
+        </w:tc>
+        <w:tc>
+          <w:tcPr>
+            <w:tcW w:type="dxa" w:w="2436"/>
+          </w:tcPr>
+          <w:p>
+            <w:r>
+              <w:t>Обычным объектом ручного и авто-планирования не является</w:t>
+            </w:r>
+          </w:p>
+        </w:tc>
+        <w:tc>
+          <w:tcPr>
+            <w:tcW w:type="dxa" w:w="2436"/>
+          </w:tcPr>
+          <w:p>
+            <w:r>
+              <w:t>Исполняется через специализированное окно возврата и контроля остатка</w:t>
+            </w:r>
+          </w:p>
+        </w:tc>
+      </w:tr>
+      <w:tr>
+        <w:tc>
+          <w:tcPr>
+            <w:tcW w:type="dxa" w:w="2436"/>
+          </w:tcPr>
+          <w:p>
+            <w:r>
+              <w:t>Сушка</w:t>
+            </w:r>
+          </w:p>
+        </w:tc>
+        <w:tc>
+          <w:tcPr>
+            <w:tcW w:type="dxa" w:w="2436"/>
+          </w:tcPr>
+          <w:p>
+            <w:r>
+              <w:t>Отдельный процесс с пооперационной работой по строкам сушки</w:t>
+            </w:r>
+          </w:p>
+        </w:tc>
+        <w:tc>
+          <w:tcPr>
+            <w:tcW w:type="dxa" w:w="2436"/>
+          </w:tcPr>
+          <w:p>
+            <w:r>
+              <w:t>Может присутствовать в маршруте и учитывается в последовательности</w:t>
+            </w:r>
+          </w:p>
+        </w:tc>
+        <w:tc>
+          <w:tcPr>
+            <w:tcW w:type="dxa" w:w="2436"/>
+          </w:tcPr>
+          <w:p>
+            <w:r>
+              <w:t>Исполняется через специальное окно с запуском и завершением строк сушки</w:t>
+            </w:r>
+          </w:p>
+        </w:tc>
+      </w:tr>
+    </w:tbl>
+    <w:p>
+      <w:pPr>
+        <w:pStyle w:val="Heading2"/>
+      </w:pPr>
+      <w:r>
+        <w:t>11.5. Зачем нужен столбец Участки</w:t>
+      </w:r>
+    </w:p>
+    <w:p>
+      <w:r>
+        <w:t>Столбец Участки ограничивает, где именно допустимо планировать и исполнять операцию. Если список участков не задан, операция считается доступной на любых участках. Если список задан, операция показывается только для выбранных участков.</w:t>
+      </w:r>
+    </w:p>
+    <w:p>
+      <w:pPr>
+        <w:pStyle w:val="Heading3"/>
+      </w:pPr>
+      <w:r>
+        <w:t>11.5.1. Как присвоить операции участок</w:t>
+      </w:r>
+    </w:p>
+    <w:p>
+      <w:pPr>
+        <w:ind w:left="357" w:hanging="357"/>
+      </w:pPr>
+      <w:r>
+        <w:t>1. Найдите нужную операцию в таблице.</w:t>
+      </w:r>
+    </w:p>
+    <w:p>
+      <w:pPr>
+        <w:ind w:left="357" w:hanging="357"/>
+      </w:pPr>
+      <w:r>
+        <w:t>2. В столбце Участки нажмите кнопку +.</w:t>
+      </w:r>
+    </w:p>
+    <w:p>
+      <w:pPr>
+        <w:ind w:left="357" w:hanging="357"/>
+      </w:pPr>
+      <w:r>
+        <w:t>3. Выберите участок из выпадающего списка.</w:t>
+      </w:r>
+    </w:p>
+    <w:p>
+      <w:pPr>
+        <w:ind w:left="357" w:hanging="357"/>
+      </w:pPr>
+      <w:r>
+        <w:t>4. Повторите действие, если операция разрешена на нескольких участках.</w:t>
+      </w:r>
+    </w:p>
+    <w:p>
+      <w:pPr>
+        <w:pStyle w:val="Heading4"/>
+      </w:pPr>
+      <w:r>
+        <w:t>11.5.1.1. Как снять участок с операции</w:t>
+      </w:r>
+    </w:p>
+    <w:p>
+      <w:pPr>
+        <w:pStyle w:val="ListBullet"/>
+      </w:pPr>
+      <w:r>
+        <w:t>У каждого уже назначенного участка есть отдельная кнопка удаления.</w:t>
+      </w:r>
+    </w:p>
+    <w:p>
+      <w:pPr>
+        <w:pStyle w:val="ListBullet"/>
+      </w:pPr>
+      <w:r>
+        <w:t>После удаления участка ограничение пересчитывается сразу же и сохраняется без дополнительной формы.</w:t>
+      </w:r>
+    </w:p>
+    <w:p>
+      <w:pPr>
+        <w:pStyle w:val="ListBullet"/>
+      </w:pPr>
+      <w:r>
+        <w:t>Если убрать все участки, операция снова станет доступной без ограничения по участку.</w:t>
+      </w:r>
+    </w:p>
+    <w:p>
+      <w:pPr>
+        <w:pStyle w:val="Heading2"/>
+      </w:pPr>
+      <w:r>
+        <w:t>11.6. Как выполняются операции разных типов</w:t>
+      </w:r>
+    </w:p>
+    <w:p>
+      <w:pPr>
+        <w:pStyle w:val="Heading3"/>
+      </w:pPr>
+      <w:r>
+        <w:t>11.6.1. Стандартная операция</w:t>
+      </w:r>
+    </w:p>
+    <w:p>
+      <w:r>
+        <w:t>Стандартная операция выполняется в Рабочем месте через окно передачи изделий или образцов. Пользователь отмечает результат по единицам: Годно, Брак или Задержано. Для отдельных единиц может открываться дополнительное окно результата.</w:t>
+      </w:r>
+    </w:p>
+    <w:p>
+      <w:r>
+        <w:drawing>
+          <wp:inline xmlns:a="http://schemas.openxmlformats.org/drawingml/2006/main" xmlns:pic="http://schemas.openxmlformats.org/drawingml/2006/picture">
+            <wp:extent cx="5486400" cy="2846070"/>
+            <wp:docPr id="65" name="Picture 65"/>
+            <wp:cNvGraphicFramePr>
+              <a:graphicFrameLocks noChangeAspect="1"/>
+            </wp:cNvGraphicFramePr>
+            <a:graphic>
+              <a:graphicData uri="http://schemas.openxmlformats.org/drawingml/2006/picture">
+                <pic:pic>
+                  <pic:nvPicPr>
+                    <pic:cNvPr id="0" name="workspace_transfer_modal.png"/>
+                    <pic:cNvPicPr/>
+                  </pic:nvPicPr>
+                  <pic:blipFill>
+                    <a:blip r:embed="rId57"/>
+                    <a:stretch>
+                      <a:fillRect/>
+                    </a:stretch>
+                  </pic:blipFill>
+                  <pic:spPr>
+                    <a:xfrm>
+                      <a:off x="0" y="0"/>
+                      <a:ext cx="5486400" cy="2846070"/>
+                    </a:xfrm>
+                    <a:prstGeom prst="rect"/>
+                  </pic:spPr>
+                </pic:pic>
+              </a:graphicData>
+            </a:graphic>
+          </wp:inline>
+        </w:drawing>
+      </w:r>
+    </w:p>
+    <w:p>
+      <w:pPr>
+        <w:pStyle w:val="Caption"/>
+        <w:jc w:val="center"/>
+      </w:pPr>
+      <w:r>
+        <w:rPr>
+          <w:i/>
+        </w:rPr>
+        <w:t>Окно передачи изделий для стандартной операции</w:t>
+      </w:r>
+    </w:p>
+    <w:p>
+      <w:r>
+        <w:drawing>
+          <wp:inline xmlns:a="http://schemas.openxmlformats.org/drawingml/2006/main" xmlns:pic="http://schemas.openxmlformats.org/drawingml/2006/picture">
+            <wp:extent cx="5486400" cy="1497330"/>
+            <wp:docPr id="66" name="Picture 66"/>
+            <wp:cNvGraphicFramePr>
+              <a:graphicFrameLocks noChangeAspect="1"/>
+            </wp:cNvGraphicFramePr>
+            <a:graphic>
+              <a:graphicData uri="http://schemas.openxmlformats.org/drawingml/2006/picture">
+                <pic:pic>
+                  <pic:nvPicPr>
+                    <pic:cNvPr id="0" name="workspace_item_result_modal.png"/>
+                    <pic:cNvPicPr/>
+                  </pic:nvPicPr>
+                  <pic:blipFill>
+                    <a:blip r:embed="rId58"/>
+                    <a:stretch>
+                      <a:fillRect/>
+                    </a:stretch>
+                  </pic:blipFill>
+                  <pic:spPr>
+                    <a:xfrm>
+                      <a:off x="0" y="0"/>
+                      <a:ext cx="5486400" cy="1497330"/>
+                    </a:xfrm>
+                    <a:prstGeom prst="rect"/>
+                  </pic:spPr>
+                </pic:pic>
+              </a:graphicData>
+            </a:graphic>
+          </wp:inline>
+        </w:drawing>
+      </w:r>
+    </w:p>
+    <w:p>
+      <w:pPr>
+        <w:pStyle w:val="Caption"/>
+        <w:jc w:val="center"/>
+      </w:pPr>
+      <w:r>
+        <w:rPr>
+          <w:i/>
+        </w:rPr>
+        <w:t>Окно результата по изделию</w:t>
+      </w:r>
+    </w:p>
+    <w:p>
+      <w:pPr>
+        <w:pStyle w:val="Heading4"/>
+      </w:pPr>
+      <w:r>
+        <w:t>11.6.1.1. Особенности стандартной операции</w:t>
+      </w:r>
+    </w:p>
+    <w:p>
+      <w:pPr>
+        <w:pStyle w:val="ListBullet"/>
+      </w:pPr>
+      <w:r>
+        <w:t>Это базовый сценарий для большинства производственных шагов.</w:t>
+      </w:r>
+    </w:p>
+    <w:p>
+      <w:pPr>
+        <w:pStyle w:val="ListBullet"/>
+      </w:pPr>
+      <w:r>
+        <w:t>Планирование ведётся как по времени, так и по количеству единиц, если операция quantity-driven.</w:t>
+      </w:r>
+    </w:p>
+    <w:p>
+      <w:pPr>
+        <w:pStyle w:val="ListBullet"/>
+      </w:pPr>
+      <w:r>
+        <w:t>При индивидуальном участке старт и завершение идут через выбор изделий и личные операции, а не общей кнопкой по всей операции.</w:t>
+      </w:r>
+    </w:p>
+    <w:p>
+      <w:pPr>
+        <w:pStyle w:val="Heading3"/>
+      </w:pPr>
+      <w:r>
+        <w:t>11.6.2. Операция Идентификация</w:t>
+      </w:r>
+    </w:p>
+    <w:p>
+      <w:r>
+        <w:t>Операция Идентификация нужна для присвоения, уточнения и печати индивидуальных номеров и QR-кодов. По интерфейсу она использует тот же базовый модальный каркас, но позволяет редактировать имена единиц и работать с QR.</w:t>
+      </w:r>
+    </w:p>
+    <w:p>
+      <w:r>
+        <w:drawing>
+          <wp:inline xmlns:a="http://schemas.openxmlformats.org/drawingml/2006/main" xmlns:pic="http://schemas.openxmlformats.org/drawingml/2006/picture">
+            <wp:extent cx="5486400" cy="3874770"/>
+            <wp:docPr id="67" name="Picture 67"/>
+            <wp:cNvGraphicFramePr>
+              <a:graphicFrameLocks noChangeAspect="1"/>
+            </wp:cNvGraphicFramePr>
+            <a:graphic>
+              <a:graphicData uri="http://schemas.openxmlformats.org/drawingml/2006/picture">
+                <pic:pic>
+                  <pic:nvPicPr>
+                    <pic:cNvPr id="0" name="workspace_identification_modal.png"/>
+                    <pic:cNvPicPr/>
+                  </pic:nvPicPr>
+                  <pic:blipFill>
+                    <a:blip r:embed="rId59"/>
+                    <a:stretch>
+                      <a:fillRect/>
+                    </a:stretch>
+                  </pic:blipFill>
+                  <pic:spPr>
+                    <a:xfrm>
+                      <a:off x="0" y="0"/>
+                      <a:ext cx="5486400" cy="3874770"/>
+                    </a:xfrm>
+                    <a:prstGeom prst="rect"/>
+                  </pic:spPr>
+                </pic:pic>
+              </a:graphicData>
+            </a:graphic>
+          </wp:inline>
+        </w:drawing>
+      </w:r>
+    </w:p>
+    <w:p>
+      <w:pPr>
+        <w:pStyle w:val="Caption"/>
+        <w:jc w:val="center"/>
+      </w:pPr>
+      <w:r>
+        <w:rPr>
+          <w:i/>
+        </w:rPr>
+        <w:t>Окно идентификации</w:t>
+      </w:r>
+    </w:p>
+    <w:p>
+      <w:pPr>
+        <w:pStyle w:val="Heading4"/>
+      </w:pPr>
+      <w:r>
+        <w:t>11.6.2.1. Особенности идентификации</w:t>
+      </w:r>
+    </w:p>
+    <w:p>
+      <w:pPr>
+        <w:pStyle w:val="ListBullet"/>
+      </w:pPr>
+      <w:r>
+        <w:t>Пользователь может вводить или уточнять индивидуальные номера единиц прямо в модальном окне.</w:t>
+      </w:r>
+    </w:p>
+    <w:p>
+      <w:pPr>
+        <w:pStyle w:val="ListBullet"/>
+      </w:pPr>
+      <w:r>
+        <w:t>В окне доступны просмотр и печать QR для каждой единицы и пакетная печать QR.</w:t>
+      </w:r>
+    </w:p>
+    <w:p>
+      <w:pPr>
+        <w:pStyle w:val="ListBullet"/>
+      </w:pPr>
+      <w:r>
+        <w:t>По логике маршрута это обычная производственная операция, но с дополнительным действием по маркировке.</w:t>
+      </w:r>
+    </w:p>
+    <w:p>
+      <w:pPr>
+        <w:pStyle w:val="Heading3"/>
+      </w:pPr>
+      <w:r>
+        <w:t>11.6.3. Операция Документы</w:t>
+      </w:r>
+    </w:p>
+    <w:p>
+      <w:r>
+        <w:t>Операция Документы применяется там, где продвижение по маршруту должно сопровождаться прикреплением файлов. В окне можно указать идентификатор документа и загрузить один или несколько файлов.</w:t>
+      </w:r>
+    </w:p>
+    <w:p>
+      <w:r>
+        <w:drawing>
+          <wp:inline xmlns:a="http://schemas.openxmlformats.org/drawingml/2006/main" xmlns:pic="http://schemas.openxmlformats.org/drawingml/2006/picture">
+            <wp:extent cx="5486400" cy="3634740"/>
+            <wp:docPr id="68" name="Picture 68"/>
+            <wp:cNvGraphicFramePr>
+              <a:graphicFrameLocks noChangeAspect="1"/>
+            </wp:cNvGraphicFramePr>
+            <a:graphic>
+              <a:graphicData uri="http://schemas.openxmlformats.org/drawingml/2006/picture">
+                <pic:pic>
+                  <pic:nvPicPr>
+                    <pic:cNvPr id="0" name="workspace_documents_modal.png"/>
+                    <pic:cNvPicPr/>
+                  </pic:nvPicPr>
+                  <pic:blipFill>
+                    <a:blip r:embed="rId60"/>
+                    <a:stretch>
+                      <a:fillRect/>
+                    </a:stretch>
+                  </pic:blipFill>
+                  <pic:spPr>
+                    <a:xfrm>
+                      <a:off x="0" y="0"/>
+                      <a:ext cx="5486400" cy="3634740"/>
+                    </a:xfrm>
+                    <a:prstGeom prst="rect"/>
+                  </pic:spPr>
+                </pic:pic>
+              </a:graphicData>
+            </a:graphic>
+          </wp:inline>
+        </w:drawing>
+      </w:r>
+    </w:p>
+    <w:p>
+      <w:pPr>
+        <w:pStyle w:val="Caption"/>
+        <w:jc w:val="center"/>
+      </w:pPr>
+      <w:r>
+        <w:rPr>
+          <w:i/>
+        </w:rPr>
+        <w:t>Окно операции Документы</w:t>
+      </w:r>
+    </w:p>
+    <w:p>
+      <w:pPr>
+        <w:pStyle w:val="Heading4"/>
+      </w:pPr>
+      <w:r>
+        <w:t>11.6.3.1. Особенности операции Документы</w:t>
+      </w:r>
+    </w:p>
+    <w:p>
+      <w:pPr>
+        <w:pStyle w:val="ListBullet"/>
+      </w:pPr>
+      <w:r>
+        <w:t>Сценарий полезен для паспортов, отчётов, актов и других файлов, привязанных к шагу маршрута.</w:t>
+      </w:r>
+    </w:p>
+    <w:p>
+      <w:pPr>
+        <w:pStyle w:val="ListBullet"/>
+      </w:pPr>
+      <w:r>
+        <w:t>По последовательности маршрута это обычная операция, но с обязательным смысловым акцентом на вложения.</w:t>
+      </w:r>
+    </w:p>
+    <w:p>
+      <w:pPr>
+        <w:pStyle w:val="Heading3"/>
+      </w:pPr>
+      <w:r>
+        <w:t>11.6.4. Операция Получение материала</w:t>
+      </w:r>
+    </w:p>
+    <w:p>
+      <w:r>
+        <w:t>Операция Получение материала оформляет факт выдачи материалов и фиксирует строки номенклатуры, количества, единицы измерения и признак порошка.</w:t>
+      </w:r>
+    </w:p>
+    <w:p>
+      <w:r>
+        <w:drawing>
+          <wp:inline xmlns:a="http://schemas.openxmlformats.org/drawingml/2006/main" xmlns:pic="http://schemas.openxmlformats.org/drawingml/2006/picture">
+            <wp:extent cx="5486400" cy="2165684"/>
+            <wp:docPr id="69" name="Picture 69"/>
+            <wp:cNvGraphicFramePr>
+              <a:graphicFrameLocks noChangeAspect="1"/>
+            </wp:cNvGraphicFramePr>
+            <a:graphic>
+              <a:graphicData uri="http://schemas.openxmlformats.org/drawingml/2006/picture">
+                <pic:pic>
+                  <pic:nvPicPr>
+                    <pic:cNvPr id="0" name="material_issue_modal.png"/>
+                    <pic:cNvPicPr/>
+                  </pic:nvPicPr>
+                  <pic:blipFill>
+                    <a:blip r:embed="rId28"/>
+                    <a:stretch>
+                      <a:fillRect/>
+                    </a:stretch>
+                  </pic:blipFill>
+                  <pic:spPr>
+                    <a:xfrm>
+                      <a:off x="0" y="0"/>
+                      <a:ext cx="5486400" cy="2165684"/>
+                    </a:xfrm>
+                    <a:prstGeom prst="rect"/>
+                  </pic:spPr>
+                </pic:pic>
+              </a:graphicData>
+            </a:graphic>
+          </wp:inline>
+        </w:drawing>
+      </w:r>
+    </w:p>
+    <w:p>
+      <w:pPr>
+        <w:pStyle w:val="Caption"/>
+        <w:jc w:val="center"/>
+      </w:pPr>
+      <w:r>
+        <w:rPr>
+          <w:i/>
+        </w:rPr>
+        <w:t>Окно выдачи материала</w:t>
+      </w:r>
+    </w:p>
+    <w:p>
+      <w:pPr>
+        <w:pStyle w:val="Heading4"/>
+      </w:pPr>
+      <w:r>
+        <w:t>11.6.4.1. Особенности получения материала</w:t>
+      </w:r>
+    </w:p>
+    <w:p>
+      <w:pPr>
+        <w:pStyle w:val="ListBullet"/>
+      </w:pPr>
+      <w:r>
+        <w:t>Операция не участвует в обычном сценарии ручного и автоматического планирования как стандартный шаг по минутам.</w:t>
+      </w:r>
+    </w:p>
+    <w:p>
+      <w:pPr>
+        <w:pStyle w:val="ListBullet"/>
+      </w:pPr>
+      <w:r>
+        <w:t>Пока материал не выдан, последующие зависимые шаги маршрута могут быть заблокированы.</w:t>
+      </w:r>
+    </w:p>
+    <w:p>
+      <w:pPr>
+        <w:pStyle w:val="ListBullet"/>
+      </w:pPr>
+      <w:r>
+        <w:t>Завершение операции происходит через отдельное специализированное окно, а не через окно передачи изделий.</w:t>
+      </w:r>
+    </w:p>
+    <w:p>
+      <w:pPr>
+        <w:pStyle w:val="Heading3"/>
+      </w:pPr>
+      <w:r>
+        <w:t>11.6.5. Операция Возврат материала</w:t>
+      </w:r>
+    </w:p>
+    <w:p>
+      <w:r>
+        <w:t>Операция Возврат материала фиксирует возврат оставшегося материала после выполнения работ. В окне пользователь указывает количество возврата, а система контролирует остаток и не даёт вернуть больше, чем было выдано.</w:t>
+      </w:r>
+    </w:p>
+    <w:p>
+      <w:r>
+        <w:drawing>
+          <wp:inline xmlns:a="http://schemas.openxmlformats.org/drawingml/2006/main" xmlns:pic="http://schemas.openxmlformats.org/drawingml/2006/picture">
+            <wp:extent cx="5486400" cy="1386038"/>
+            <wp:docPr id="70" name="Picture 70"/>
+            <wp:cNvGraphicFramePr>
+              <a:graphicFrameLocks noChangeAspect="1"/>
+            </wp:cNvGraphicFramePr>
+            <a:graphic>
+              <a:graphicData uri="http://schemas.openxmlformats.org/drawingml/2006/picture">
+                <pic:pic>
+                  <pic:nvPicPr>
+                    <pic:cNvPr id="0" name="material_return_modal.png"/>
+                    <pic:cNvPicPr/>
+                  </pic:nvPicPr>
+                  <pic:blipFill>
+                    <a:blip r:embed="rId61"/>
+                    <a:stretch>
+                      <a:fillRect/>
+                    </a:stretch>
+                  </pic:blipFill>
+                  <pic:spPr>
+                    <a:xfrm>
+                      <a:off x="0" y="0"/>
+                      <a:ext cx="5486400" cy="1386038"/>
+                    </a:xfrm>
+                    <a:prstGeom prst="rect"/>
+                  </pic:spPr>
+                </pic:pic>
+              </a:graphicData>
+            </a:graphic>
+          </wp:inline>
+        </w:drawing>
+      </w:r>
+    </w:p>
+    <w:p>
+      <w:pPr>
+        <w:pStyle w:val="Caption"/>
+        <w:jc w:val="center"/>
+      </w:pPr>
+      <w:r>
+        <w:rPr>
+          <w:i/>
+        </w:rPr>
+        <w:t>Окно возврата материала</w:t>
+      </w:r>
+    </w:p>
+    <w:p>
+      <w:pPr>
+        <w:pStyle w:val="Heading4"/>
+      </w:pPr>
+      <w:r>
+        <w:t>11.6.5.1. Особенности возврата материала</w:t>
+      </w:r>
+    </w:p>
+    <w:p>
+      <w:pPr>
+        <w:pStyle w:val="ListBullet"/>
+      </w:pPr>
+      <w:r>
+        <w:t>Операция не является обычным объектом планирования по сменам.</w:t>
+      </w:r>
+    </w:p>
+    <w:p>
+      <w:pPr>
+        <w:pStyle w:val="ListBullet"/>
+      </w:pPr>
+      <w:r>
+        <w:t>Пока возврат материала не завершён, зависимые шаги маршрута могут быть заблокированы.</w:t>
+      </w:r>
+    </w:p>
+    <w:p>
+      <w:pPr>
+        <w:pStyle w:val="ListBullet"/>
+      </w:pPr>
+      <w:r>
+        <w:t>Контроль количества выполняется по строкам: вернуть больше доступного объёма нельзя.</w:t>
+      </w:r>
+    </w:p>
+    <w:p>
+      <w:pPr>
+        <w:pStyle w:val="Heading3"/>
+      </w:pPr>
+      <w:r>
+        <w:t>11.6.6. Операция Сушка</w:t>
+      </w:r>
+    </w:p>
+    <w:p>
+      <w:r>
+        <w:t>Операция Сушка работает по строкам сушки: для каждой строки отдельно задаётся количество, запускается сушка и затем отдельно завершается.</w:t>
+      </w:r>
+    </w:p>
+    <w:p>
+      <w:r>
+        <w:drawing>
+          <wp:inline xmlns:a="http://schemas.openxmlformats.org/drawingml/2006/main" xmlns:pic="http://schemas.openxmlformats.org/drawingml/2006/picture">
+            <wp:extent cx="5486400" cy="4028173"/>
+            <wp:docPr id="71" name="Picture 71"/>
+            <wp:cNvGraphicFramePr>
+              <a:graphicFrameLocks noChangeAspect="1"/>
+            </wp:cNvGraphicFramePr>
+            <a:graphic>
+              <a:graphicData uri="http://schemas.openxmlformats.org/drawingml/2006/picture">
+                <pic:pic>
+                  <pic:nvPicPr>
+                    <pic:cNvPr id="0" name="drying_modal.png"/>
+                    <pic:cNvPicPr/>
+                  </pic:nvPicPr>
+                  <pic:blipFill>
+                    <a:blip r:embed="rId62"/>
+                    <a:stretch>
+                      <a:fillRect/>
+                    </a:stretch>
+                  </pic:blipFill>
+                  <pic:spPr>
+                    <a:xfrm>
+                      <a:off x="0" y="0"/>
+                      <a:ext cx="5486400" cy="4028173"/>
+                    </a:xfrm>
+                    <a:prstGeom prst="rect"/>
+                  </pic:spPr>
+                </pic:pic>
+              </a:graphicData>
+            </a:graphic>
+          </wp:inline>
+        </w:drawing>
+      </w:r>
+    </w:p>
+    <w:p>
+      <w:pPr>
+        <w:pStyle w:val="Caption"/>
+        <w:jc w:val="center"/>
+      </w:pPr>
+      <w:r>
+        <w:rPr>
+          <w:i/>
+        </w:rPr>
+        <w:t>Окно сушки материала</w:t>
+      </w:r>
+    </w:p>
+    <w:p>
+      <w:pPr>
+        <w:pStyle w:val="Heading4"/>
+      </w:pPr>
+      <w:r>
+        <w:t>11.6.6.1. Особенности сушки</w:t>
+      </w:r>
+    </w:p>
+    <w:p>
+      <w:pPr>
+        <w:pStyle w:val="ListBullet"/>
+      </w:pPr>
+      <w:r>
+        <w:t>Это специальный сценарий исполнения, но операция остаётся частью общей последовательности маршрута.</w:t>
+      </w:r>
+    </w:p>
+    <w:p>
+      <w:pPr>
+        <w:pStyle w:val="ListBullet"/>
+      </w:pPr>
+      <w:r>
+        <w:t>Пока предыдущая сушка не завершена, следующая зависимая операция не может стартовать.</w:t>
+      </w:r>
+    </w:p>
+    <w:p>
+      <w:pPr>
+        <w:pStyle w:val="ListBullet"/>
+      </w:pPr>
+      <w:r>
+        <w:t>Старт и завершение выполняются по строкам, а не общей кнопкой по всей операции.</w:t>
+      </w:r>
+    </w:p>
+    <w:p>
+      <w:pPr>
+        <w:pStyle w:val="Heading2"/>
+      </w:pPr>
+      <w:r>
+        <w:t>11.7. Операции над изделиями, ОС и ОК</w:t>
+      </w:r>
+    </w:p>
+    <w:p>
+      <w:r>
+        <w:t>Одна и та же справочная операция может использоваться в маршруте для разных единиц потока: изделий, образцов свидетелей (ОС) и контрольных образцов (ОК). Привязка к изделиям, ОС или ОК задаётся уже в самой маршрутной карте, а не в справочнике операций.</w:t>
+      </w:r>
+    </w:p>
+    <w:tbl>
+      <w:tblPr>
+        <w:tblStyle w:val="TableGrid"/>
+        <w:tblW w:type="auto" w:w="0"/>
+        <w:tblLook w:firstColumn="1" w:firstRow="1" w:lastColumn="0" w:lastRow="0" w:noHBand="0" w:noVBand="1" w:val="04A0"/>
+      </w:tblPr>
+      <w:tblGrid>
+        <w:gridCol w:w="3249"/>
+        <w:gridCol w:w="3249"/>
+        <w:gridCol w:w="3249"/>
+      </w:tblGrid>
+      <w:tr>
+        <w:tc>
+          <w:tcPr>
+            <w:tcW w:type="dxa" w:w="3249"/>
+          </w:tcPr>
+          <w:p>
+            <w:r>
+              <w:t>Тип единицы</w:t>
+            </w:r>
+          </w:p>
+        </w:tc>
+        <w:tc>
+          <w:tcPr>
+            <w:tcW w:type="dxa" w:w="3249"/>
+          </w:tcPr>
+          <w:p>
+            <w:r>
+              <w:t>Что это</w:t>
+            </w:r>
+          </w:p>
+        </w:tc>
+        <w:tc>
+          <w:tcPr>
+            <w:tcW w:type="dxa" w:w="3249"/>
+          </w:tcPr>
+          <w:p>
+            <w:r>
+              <w:t>Чем отличается в маршруте</w:t>
+            </w:r>
+          </w:p>
+        </w:tc>
+      </w:tr>
+      <w:tr>
+        <w:tc>
+          <w:tcPr>
+            <w:tcW w:type="dxa" w:w="3249"/>
+          </w:tcPr>
+          <w:p>
+            <w:r>
+              <w:t>Изделия</w:t>
+            </w:r>
+          </w:p>
+        </w:tc>
+        <w:tc>
+          <w:tcPr>
+            <w:tcW w:type="dxa" w:w="3249"/>
+          </w:tcPr>
+          <w:p>
+            <w:r>
+              <w:t>Основной производственный поток</w:t>
+            </w:r>
+          </w:p>
+        </w:tc>
+        <w:tc>
+          <w:tcPr>
+            <w:tcW w:type="dxa" w:w="3249"/>
+          </w:tcPr>
+          <w:p>
+            <w:r>
+              <w:t>Это основная партия, по которой обычно строится маршрут и выпуск</w:t>
+            </w:r>
+          </w:p>
+        </w:tc>
+      </w:tr>
+      <w:tr>
+        <w:tc>
+          <w:tcPr>
+            <w:tcW w:type="dxa" w:w="3249"/>
+          </w:tcPr>
+          <w:p>
+            <w:r>
+              <w:t>ОС</w:t>
+            </w:r>
+          </w:p>
+        </w:tc>
+        <w:tc>
+          <w:tcPr>
+            <w:tcW w:type="dxa" w:w="3249"/>
+          </w:tcPr>
+          <w:p>
+            <w:r>
+              <w:t>Образцы свидетели</w:t>
+            </w:r>
+          </w:p>
+        </w:tc>
+        <w:tc>
+          <w:tcPr>
+            <w:tcW w:type="dxa" w:w="3249"/>
+          </w:tcPr>
+          <w:p>
+            <w:r>
+              <w:t>Идут по отдельному потоку, но подчиняются общим правилам последовательности и контроля</w:t>
+            </w:r>
+          </w:p>
+        </w:tc>
+      </w:tr>
+      <w:tr>
+        <w:tc>
+          <w:tcPr>
+            <w:tcW w:type="dxa" w:w="3249"/>
+          </w:tcPr>
+          <w:p>
+            <w:r>
+              <w:t>ОК</w:t>
+            </w:r>
+          </w:p>
+        </w:tc>
+        <w:tc>
+          <w:tcPr>
+            <w:tcW w:type="dxa" w:w="3249"/>
+          </w:tcPr>
+          <w:p>
+            <w:r>
+              <w:t>Контрольные образцы</w:t>
+            </w:r>
+          </w:p>
+        </w:tc>
+        <w:tc>
+          <w:tcPr>
+            <w:tcW w:type="dxa" w:w="3249"/>
+          </w:tcPr>
+          <w:p>
+            <w:r>
+              <w:t>Имеют особое значение для контроля качества и могут блокировать следующий шаг до статуса Годно</w:t>
+            </w:r>
+          </w:p>
+        </w:tc>
+      </w:tr>
+    </w:tbl>
+    <w:p>
+      <w:pPr>
+        <w:pStyle w:val="Heading3"/>
+      </w:pPr>
+      <w:r>
+        <w:t>11.7.1. Практический смысл различий</w:t>
+      </w:r>
+    </w:p>
+    <w:p>
+      <w:pPr>
+        <w:pStyle w:val="ListBullet"/>
+      </w:pPr>
+      <w:r>
+        <w:t>Изделия отражают основной объём выпуска и основную производственную готовность.</w:t>
+      </w:r>
+    </w:p>
+    <w:p>
+      <w:pPr>
+        <w:pStyle w:val="ListBullet"/>
+      </w:pPr>
+      <w:r>
+        <w:t>ОС и ОК позволяют вести отдельный контрольный след по образцам, не смешивая их с основной партией.</w:t>
+      </w:r>
+    </w:p>
+    <w:p>
+      <w:pPr>
+        <w:pStyle w:val="ListBullet"/>
+      </w:pPr>
+      <w:r>
+        <w:t>Для пользователя это означает, что одна операция может иметь несколько параллельных потоков единиц с разными зависимостями.</w:t>
+      </w:r>
+    </w:p>
+    <w:p>
+      <w:pPr>
+        <w:pStyle w:val="Heading4"/>
+      </w:pPr>
+      <w:r>
+        <w:t>11.7.1.1. Где это особенно видно</w:t>
+      </w:r>
+    </w:p>
+    <w:p>
+      <w:pPr>
+        <w:pStyle w:val="ListBullet"/>
+      </w:pPr>
+      <w:r>
+        <w:t>в окнах передачи единиц по операции;</w:t>
+      </w:r>
+    </w:p>
+    <w:p>
+      <w:pPr>
+        <w:pStyle w:val="ListBullet"/>
+      </w:pPr>
+      <w:r>
+        <w:t>в логике flow и блокировках следующего шага;</w:t>
+      </w:r>
+    </w:p>
+    <w:p>
+      <w:pPr>
+        <w:pStyle w:val="ListBullet"/>
+      </w:pPr>
+      <w:r>
+        <w:t>в разделах Изделия, ОС и ОК, где каждая единица имеет собственную историю.</w:t>
+      </w:r>
+    </w:p>
+    <w:p>
+      <w:pPr>
+        <w:pStyle w:val="Heading2"/>
+      </w:pPr>
+      <w:r>
+        <w:t>11.8. Последовательность выполнения операций и правила flow</w:t>
+      </w:r>
+    </w:p>
+    <w:p>
+      <w:r>
+        <w:t>Flow всегда следует порядку маршрута: следующая операция не должна обгонять предыдущую для той же единицы, если только в коде нет отдельного разрешённого исключения.</w:t>
       </w:r>
     </w:p>
     <w:tbl>
@@ -10676,7 +13296,7 @@
           </w:tcPr>
           <w:p>
             <w:r>
-              <w:t>Статус операции</w:t>
+              <w:t>Правило</w:t>
             </w:r>
           </w:p>
         </w:tc>
@@ -10686,7 +13306,7 @@
           </w:tcPr>
           <w:p>
             <w:r>
-              <w:t>Что означает</w:t>
+              <w:t>Что это означает для пользователя</w:t>
             </w:r>
           </w:p>
         </w:tc>
@@ -10698,7 +13318,7 @@
           </w:tcPr>
           <w:p>
             <w:r>
-              <w:t>Не начата</w:t>
+              <w:t>Обычный порядок маршрута</w:t>
             </w:r>
           </w:p>
         </w:tc>
@@ -10708,7 +13328,7 @@
           </w:tcPr>
           <w:p>
             <w:r>
-              <w:t>Операция ещё не запускалась.</w:t>
+              <w:t>Следующий шаг ждёт завершения предыдущей операции по той же единице</w:t>
             </w:r>
           </w:p>
         </w:tc>
@@ -10720,7 +13340,7 @@
           </w:tcPr>
           <w:p>
             <w:r>
-              <w:t>В работе</w:t>
+              <w:t>Получение материала</w:t>
             </w:r>
           </w:p>
         </w:tc>
@@ -10730,7 +13350,7 @@
           </w:tcPr>
           <w:p>
             <w:r>
-              <w:t>Операция выполняется прямо сейчас.</w:t>
+              <w:t>Пока материал не выдан, зависимые операции стартовать не должны</w:t>
             </w:r>
           </w:p>
         </w:tc>
@@ -10742,7 +13362,7 @@
           </w:tcPr>
           <w:p>
             <w:r>
-              <w:t>Пауза</w:t>
+              <w:t>Возврат материала</w:t>
             </w:r>
           </w:p>
         </w:tc>
@@ -10752,7 +13372,7 @@
           </w:tcPr>
           <w:p>
             <w:r>
-              <w:t>Операция была начата и затем остановлена без полного завершения.</w:t>
+              <w:t>Пока возврат материала не завершён, зависимые операции блокируются</w:t>
             </w:r>
           </w:p>
         </w:tc>
@@ -10764,7 +13384,7 @@
           </w:tcPr>
           <w:p>
             <w:r>
-              <w:t>Завершена</w:t>
+              <w:t>Сушка</w:t>
             </w:r>
           </w:p>
         </w:tc>
@@ -10774,7 +13394,7 @@
           </w:tcPr>
           <w:p>
             <w:r>
-              <w:t>Операция закрыта.</w:t>
+              <w:t>Следующая операция ждёт завершения предыдущей операции типа Сушка</w:t>
             </w:r>
           </w:p>
         </w:tc>
@@ -10786,7 +13406,7 @@
           </w:tcPr>
           <w:p>
             <w:r>
-              <w:t>Нет изделий или образцов</w:t>
+              <w:t>ОК на предыдущем шаге</w:t>
             </w:r>
           </w:p>
         </w:tc>
@@ -10796,13 +13416,2867 @@
           </w:tcPr>
           <w:p>
             <w:r>
-              <w:t>На операции нечего выполнять, потому что на неё не попали единицы этого типа.</w:t>
+              <w:t>Если не все ОК на предыдущей операции имеют статус Годно, следующий контролируемый шаг не стартует</w:t>
+            </w:r>
+          </w:p>
+        </w:tc>
+      </w:tr>
+      <w:tr>
+        <w:tc>
+          <w:tcPr>
+            <w:tcW w:type="dxa" w:w="4873"/>
+          </w:tcPr>
+          <w:p>
+            <w:r>
+              <w:t>Незавершённые образцы</w:t>
+            </w:r>
+          </w:p>
+        </w:tc>
+        <w:tc>
+          <w:tcPr>
+            <w:tcW w:type="dxa" w:w="4873"/>
+          </w:tcPr>
+          <w:p>
+            <w:r>
+              <w:t>Есть сценарии, в которых изделия ждут завершения образцов на предыдущих операциях</w:t>
             </w:r>
           </w:p>
         </w:tc>
       </w:tr>
     </w:tbl>
     <w:p>
+      <w:pPr>
+        <w:pStyle w:val="Heading3"/>
+      </w:pPr>
+      <w:r>
+        <w:t>11.8.1. Какие операции никого не ждут</w:t>
+      </w:r>
+    </w:p>
+    <w:p>
+      <w:pPr>
+        <w:pStyle w:val="ListBullet"/>
+      </w:pPr>
+      <w:r>
+        <w:t>Не ждут только стартовые шаги соответствующего потока, если карта уже прошла подготовительные стадии и по ним нет специальных блокировок.</w:t>
+      </w:r>
+    </w:p>
+    <w:p>
+      <w:pPr>
+        <w:pStyle w:val="ListBullet"/>
+      </w:pPr>
+      <w:r>
+        <w:t>Все последующие шаги зависят от завершения предыдущего шага своей единицы или от специальных gate-правил маршрута.</w:t>
+      </w:r>
+    </w:p>
+    <w:p>
+      <w:pPr>
+        <w:pStyle w:val="Heading4"/>
+      </w:pPr>
+      <w:r>
+        <w:t>11.8.1.1. Что важно помнить о блокировках</w:t>
+      </w:r>
+    </w:p>
+    <w:p>
+      <w:pPr>
+        <w:pStyle w:val="ListBullet"/>
+      </w:pPr>
+      <w:r>
+        <w:t>Flow проверяется не только по номеру операции, но и по типу операции и состоянию связанных единиц.</w:t>
+      </w:r>
+    </w:p>
+    <w:p>
+      <w:pPr>
+        <w:pStyle w:val="ListBullet"/>
+      </w:pPr>
+      <w:r>
+        <w:t>Даже если операция уже видна пользователю, это не означает, что она доступна к старту именно сейчас.</w:t>
+      </w:r>
+    </w:p>
+    <w:p>
+      <w:pPr>
+        <w:pStyle w:val="ListBullet"/>
+      </w:pPr>
+      <w:r>
+        <w:t>При индивидуальном участке общая операция может распадаться на личные операции по выбранным изделиям.</w:t>
+      </w:r>
+    </w:p>
+    <w:p>
+      <w:pPr>
+        <w:pStyle w:val="Heading2"/>
+      </w:pPr>
+      <w:r>
+        <w:t>11.9. Практические правила работы с операциями</w:t>
+      </w:r>
+    </w:p>
+    <w:p>
+      <w:pPr>
+        <w:pStyle w:val="ListBullet"/>
+      </w:pPr>
+      <w:r>
+        <w:t>Сначала продумайте тип операции, а потом начинайте массово использовать её в маршрутах.</w:t>
+      </w:r>
+    </w:p>
+    <w:p>
+      <w:pPr>
+        <w:pStyle w:val="ListBullet"/>
+      </w:pPr>
+      <w:r>
+        <w:t>Не оставляйте справочник операций без ограничений по участкам, если операция реально должна выполняться только в одном месте.</w:t>
+      </w:r>
+    </w:p>
+    <w:p>
+      <w:pPr>
+        <w:pStyle w:val="ListBullet"/>
+      </w:pPr>
+      <w:r>
+        <w:t>Не удаляйте операцию только ради переименования: безопаснее отредактировать существующую запись.</w:t>
+      </w:r>
+    </w:p>
+    <w:p>
+      <w:pPr>
+        <w:pStyle w:val="ListBullet"/>
+      </w:pPr>
+      <w:r>
+        <w:t>Для материальных операций и сушки закладывайте отдельный рабочий сценарий, потому что они исполняются не как обычные шаги передачи изделий.</w:t>
+      </w:r>
+    </w:p>
+    <w:p>
+      <w:pPr>
+        <w:pStyle w:val="Heading1"/>
+      </w:pPr>
+      <w:r>
+        <w:t>12. Участки</w:t>
+      </w:r>
+    </w:p>
+    <w:p>
+      <w:r>
+        <w:t>Страница /areas хранит справочник участков, на которых планируются и выполняются операции. Именно участок участвует в производственном плане, в сменных заданиях и в расчёте загрузки.</w:t>
+      </w:r>
+    </w:p>
+    <w:p>
+      <w:r>
+        <w:drawing>
+          <wp:inline xmlns:a="http://schemas.openxmlformats.org/drawingml/2006/main" xmlns:pic="http://schemas.openxmlformats.org/drawingml/2006/picture">
+            <wp:extent cx="6217920" cy="4421632"/>
+            <wp:docPr id="72" name="Picture 72"/>
+            <wp:cNvGraphicFramePr>
+              <a:graphicFrameLocks noChangeAspect="1"/>
+            </wp:cNvGraphicFramePr>
+            <a:graphic>
+              <a:graphicData uri="http://schemas.openxmlformats.org/drawingml/2006/picture">
+                <pic:pic>
+                  <pic:nvPicPr>
+                    <pic:cNvPr id="0" name="areas.png"/>
+                    <pic:cNvPicPr/>
+                  </pic:nvPicPr>
+                  <pic:blipFill>
+                    <a:blip r:embed="rId37"/>
+                    <a:stretch>
+                      <a:fillRect/>
+                    </a:stretch>
+                  </pic:blipFill>
+                  <pic:spPr>
+                    <a:xfrm>
+                      <a:off x="0" y="0"/>
+                      <a:ext cx="6217920" cy="4421632"/>
+                    </a:xfrm>
+                    <a:prstGeom prst="rect"/>
+                  </pic:spPr>
+                </pic:pic>
+              </a:graphicData>
+            </a:graphic>
+          </wp:inline>
+        </w:drawing>
+      </w:r>
+    </w:p>
+    <w:p>
+      <w:pPr>
+        <w:pStyle w:val="Caption"/>
+        <w:jc w:val="center"/>
+      </w:pPr>
+      <w:r>
+        <w:rPr>
+          <w:i/>
+        </w:rPr>
+        <w:t>Раздел Участки</w:t>
+      </w:r>
+    </w:p>
+    <w:p>
+      <w:pPr>
+        <w:pStyle w:val="Heading2"/>
+      </w:pPr>
+      <w:r>
+        <w:t>12.1. Зачем нужен раздел /areas</w:t>
+      </w:r>
+    </w:p>
+    <w:p>
+      <w:r>
+        <w:t>Участок определяет место выполнения операции в производственном контуре сайта. Через участки строится расписание, планирование по сменам, расчёт свободного времени и визуальная загрузка.</w:t>
+      </w:r>
+    </w:p>
+    <w:p>
+      <w:pPr>
+        <w:pStyle w:val="Heading3"/>
+      </w:pPr>
+      <w:r>
+        <w:t>12.1.1. Что находится на странице</w:t>
+      </w:r>
+    </w:p>
+    <w:tbl>
+      <w:tblPr>
+        <w:tblStyle w:val="TableGrid"/>
+        <w:tblW w:type="auto" w:w="0"/>
+        <w:tblLook w:firstColumn="1" w:firstRow="1" w:lastColumn="0" w:lastRow="0" w:noHBand="0" w:noVBand="1" w:val="04A0"/>
+      </w:tblPr>
+      <w:tblGrid>
+        <w:gridCol w:w="3249"/>
+        <w:gridCol w:w="3249"/>
+        <w:gridCol w:w="3249"/>
+      </w:tblGrid>
+      <w:tr>
+        <w:tc>
+          <w:tcPr>
+            <w:tcW w:type="dxa" w:w="3249"/>
+          </w:tcPr>
+          <w:p>
+            <w:r>
+              <w:t>Элемент</w:t>
+            </w:r>
+          </w:p>
+        </w:tc>
+        <w:tc>
+          <w:tcPr>
+            <w:tcW w:type="dxa" w:w="3249"/>
+          </w:tcPr>
+          <w:p>
+            <w:r>
+              <w:t>Назначение</w:t>
+            </w:r>
+          </w:p>
+        </w:tc>
+        <w:tc>
+          <w:tcPr>
+            <w:tcW w:type="dxa" w:w="3249"/>
+          </w:tcPr>
+          <w:p>
+            <w:r>
+              <w:t>Комментарий</w:t>
+            </w:r>
+          </w:p>
+        </w:tc>
+      </w:tr>
+      <w:tr>
+        <w:tc>
+          <w:tcPr>
+            <w:tcW w:type="dxa" w:w="3249"/>
+          </w:tcPr>
+          <w:p>
+            <w:r>
+              <w:t>Таблица участков</w:t>
+            </w:r>
+          </w:p>
+        </w:tc>
+        <w:tc>
+          <w:tcPr>
+            <w:tcW w:type="dxa" w:w="3249"/>
+          </w:tcPr>
+          <w:p>
+            <w:r>
+              <w:t>Показывает название, процент загрузки, описание и тип участка</w:t>
+            </w:r>
+          </w:p>
+        </w:tc>
+        <w:tc>
+          <w:tcPr>
+            <w:tcW w:type="dxa" w:w="3249"/>
+          </w:tcPr>
+          <w:p>
+            <w:r>
+              <w:t>Загрузка пересчитывается по выбранным датам и сменам</w:t>
+            </w:r>
+          </w:p>
+        </w:tc>
+      </w:tr>
+      <w:tr>
+        <w:tc>
+          <w:tcPr>
+            <w:tcW w:type="dxa" w:w="3249"/>
+          </w:tcPr>
+          <w:p>
+            <w:r>
+              <w:t>Дата с</w:t>
+            </w:r>
+          </w:p>
+        </w:tc>
+        <w:tc>
+          <w:tcPr>
+            <w:tcW w:type="dxa" w:w="3249"/>
+          </w:tcPr>
+          <w:p>
+            <w:r>
+              <w:t>Начало периода расчёта загрузки</w:t>
+            </w:r>
+          </w:p>
+        </w:tc>
+        <w:tc>
+          <w:tcPr>
+            <w:tcW w:type="dxa" w:w="3249"/>
+          </w:tcPr>
+          <w:p>
+            <w:r>
+              <w:t>Меняет весь интервал анализа</w:t>
+            </w:r>
+          </w:p>
+        </w:tc>
+      </w:tr>
+      <w:tr>
+        <w:tc>
+          <w:tcPr>
+            <w:tcW w:type="dxa" w:w="3249"/>
+          </w:tcPr>
+          <w:p>
+            <w:r>
+              <w:t>Дата по</w:t>
+            </w:r>
+          </w:p>
+        </w:tc>
+        <w:tc>
+          <w:tcPr>
+            <w:tcW w:type="dxa" w:w="3249"/>
+          </w:tcPr>
+          <w:p>
+            <w:r>
+              <w:t>Конец периода расчёта загрузки</w:t>
+            </w:r>
+          </w:p>
+        </w:tc>
+        <w:tc>
+          <w:tcPr>
+            <w:tcW w:type="dxa" w:w="3249"/>
+          </w:tcPr>
+          <w:p>
+            <w:r>
+              <w:t>Не может быть раньше даты начала</w:t>
+            </w:r>
+          </w:p>
+        </w:tc>
+      </w:tr>
+      <w:tr>
+        <w:tc>
+          <w:tcPr>
+            <w:tcW w:type="dxa" w:w="3249"/>
+          </w:tcPr>
+          <w:p>
+            <w:r>
+              <w:t>Кнопки смен</w:t>
+            </w:r>
+          </w:p>
+        </w:tc>
+        <w:tc>
+          <w:tcPr>
+            <w:tcW w:type="dxa" w:w="3249"/>
+          </w:tcPr>
+          <w:p>
+            <w:r>
+              <w:t>Выбор смен, входящих в расчёт</w:t>
+            </w:r>
+          </w:p>
+        </w:tc>
+        <w:tc>
+          <w:tcPr>
+            <w:tcW w:type="dxa" w:w="3249"/>
+          </w:tcPr>
+          <w:p>
+            <w:r>
+              <w:t>Нельзя снять все смены сразу</w:t>
+            </w:r>
+          </w:p>
+        </w:tc>
+      </w:tr>
+      <w:tr>
+        <w:tc>
+          <w:tcPr>
+            <w:tcW w:type="dxa" w:w="3249"/>
+          </w:tcPr>
+          <w:p>
+            <w:r>
+              <w:t>Поле Название участка</w:t>
+            </w:r>
+          </w:p>
+        </w:tc>
+        <w:tc>
+          <w:tcPr>
+            <w:tcW w:type="dxa" w:w="3249"/>
+          </w:tcPr>
+          <w:p>
+            <w:r>
+              <w:t>Имя участка в справочнике</w:t>
+            </w:r>
+          </w:p>
+        </w:tc>
+        <w:tc>
+          <w:tcPr>
+            <w:tcW w:type="dxa" w:w="3249"/>
+          </w:tcPr>
+          <w:p>
+            <w:r>
+              <w:t>Для новой записи фактически обязательно</w:t>
+            </w:r>
+          </w:p>
+        </w:tc>
+      </w:tr>
+      <w:tr>
+        <w:tc>
+          <w:tcPr>
+            <w:tcW w:type="dxa" w:w="3249"/>
+          </w:tcPr>
+          <w:p>
+            <w:r>
+              <w:t>Поле Описание</w:t>
+            </w:r>
+          </w:p>
+        </w:tc>
+        <w:tc>
+          <w:tcPr>
+            <w:tcW w:type="dxa" w:w="3249"/>
+          </w:tcPr>
+          <w:p>
+            <w:r>
+              <w:t>Комментарий к участку</w:t>
+            </w:r>
+          </w:p>
+        </w:tc>
+        <w:tc>
+          <w:tcPr>
+            <w:tcW w:type="dxa" w:w="3249"/>
+          </w:tcPr>
+          <w:p>
+            <w:r>
+              <w:t>Необязательно</w:t>
+            </w:r>
+          </w:p>
+        </w:tc>
+      </w:tr>
+      <w:tr>
+        <w:tc>
+          <w:tcPr>
+            <w:tcW w:type="dxa" w:w="3249"/>
+          </w:tcPr>
+          <w:p>
+            <w:r>
+              <w:t>Поле Тип участка</w:t>
+            </w:r>
+          </w:p>
+        </w:tc>
+        <w:tc>
+          <w:tcPr>
+            <w:tcW w:type="dxa" w:w="3249"/>
+          </w:tcPr>
+          <w:p>
+            <w:r>
+              <w:t>Выбор производственного сценария участка</w:t>
+            </w:r>
+          </w:p>
+        </w:tc>
+        <w:tc>
+          <w:tcPr>
+            <w:tcW w:type="dxa" w:w="3249"/>
+          </w:tcPr>
+          <w:p>
+            <w:r>
+              <w:t>Тип влияет на планирование и расчёты</w:t>
+            </w:r>
+          </w:p>
+        </w:tc>
+      </w:tr>
+    </w:tbl>
+    <w:p>
+      <w:pPr>
+        <w:pStyle w:val="Heading4"/>
+      </w:pPr>
+      <w:r>
+        <w:t>12.1.1.1. Что такое процент загрузки</w:t>
+      </w:r>
+    </w:p>
+    <w:p>
+      <w:pPr>
+        <w:pStyle w:val="ListBullet"/>
+      </w:pPr>
+      <w:r>
+        <w:t>Это отношение уже запланированных минут к суммарному доступному времени выбранного участка.</w:t>
+      </w:r>
+    </w:p>
+    <w:p>
+      <w:pPr>
+        <w:pStyle w:val="ListBullet"/>
+      </w:pPr>
+      <w:r>
+        <w:t>Расчёт идёт по выбранному диапазону дат и по тем сменам, которые включены кнопками сверху.</w:t>
+      </w:r>
+    </w:p>
+    <w:p>
+      <w:pPr>
+        <w:pStyle w:val="ListBullet"/>
+      </w:pPr>
+      <w:r>
+        <w:t>Значение отображается в процентах с точностью до 0,1.</w:t>
+      </w:r>
+    </w:p>
+    <w:p>
+      <w:pPr>
+        <w:pStyle w:val="Heading2"/>
+      </w:pPr>
+      <w:r>
+        <w:t>12.2. Как создать, изменить и удалить участок</w:t>
+      </w:r>
+    </w:p>
+    <w:p>
+      <w:pPr>
+        <w:pStyle w:val="Heading3"/>
+      </w:pPr>
+      <w:r>
+        <w:t>12.2.1. Создание участка</w:t>
+      </w:r>
+    </w:p>
+    <w:p>
+      <w:pPr>
+        <w:ind w:left="357" w:hanging="357"/>
+      </w:pPr>
+      <w:r>
+        <w:t>1. Откройте раздел Справочники -&gt; Участки.</w:t>
+      </w:r>
+    </w:p>
+    <w:p>
+      <w:pPr>
+        <w:ind w:left="357" w:hanging="357"/>
+      </w:pPr>
+      <w:r>
+        <w:t>2. Введите название участка.</w:t>
+      </w:r>
+    </w:p>
+    <w:p>
+      <w:pPr>
+        <w:ind w:left="357" w:hanging="357"/>
+      </w:pPr>
+      <w:r>
+        <w:t>3. При необходимости заполните описание.</w:t>
+      </w:r>
+    </w:p>
+    <w:p>
+      <w:pPr>
+        <w:ind w:left="357" w:hanging="357"/>
+      </w:pPr>
+      <w:r>
+        <w:t>4. Выберите тип участка.</w:t>
+      </w:r>
+    </w:p>
+    <w:p>
+      <w:pPr>
+        <w:ind w:left="357" w:hanging="357"/>
+      </w:pPr>
+      <w:r>
+        <w:t>5. Нажмите Добавить участок.</w:t>
+      </w:r>
+    </w:p>
+    <w:p>
+      <w:pPr>
+        <w:pStyle w:val="Heading4"/>
+      </w:pPr>
+      <w:r>
+        <w:t>12.2.1.1. Поля формы участка</w:t>
+      </w:r>
+    </w:p>
+    <w:tbl>
+      <w:tblPr>
+        <w:tblStyle w:val="TableGrid"/>
+        <w:tblW w:type="auto" w:w="0"/>
+        <w:tblLook w:firstColumn="1" w:firstRow="1" w:lastColumn="0" w:lastRow="0" w:noHBand="0" w:noVBand="1" w:val="04A0"/>
+      </w:tblPr>
+      <w:tblGrid>
+        <w:gridCol w:w="3249"/>
+        <w:gridCol w:w="3249"/>
+        <w:gridCol w:w="3249"/>
+      </w:tblGrid>
+      <w:tr>
+        <w:tc>
+          <w:tcPr>
+            <w:tcW w:type="dxa" w:w="3249"/>
+          </w:tcPr>
+          <w:p>
+            <w:r>
+              <w:t>Поле</w:t>
+            </w:r>
+          </w:p>
+        </w:tc>
+        <w:tc>
+          <w:tcPr>
+            <w:tcW w:type="dxa" w:w="3249"/>
+          </w:tcPr>
+          <w:p>
+            <w:r>
+              <w:t>Что вводить</w:t>
+            </w:r>
+          </w:p>
+        </w:tc>
+        <w:tc>
+          <w:tcPr>
+            <w:tcW w:type="dxa" w:w="3249"/>
+          </w:tcPr>
+          <w:p>
+            <w:r>
+              <w:t>Обязательность</w:t>
+            </w:r>
+          </w:p>
+        </w:tc>
+      </w:tr>
+      <w:tr>
+        <w:tc>
+          <w:tcPr>
+            <w:tcW w:type="dxa" w:w="3249"/>
+          </w:tcPr>
+          <w:p>
+            <w:r>
+              <w:t>Название</w:t>
+            </w:r>
+          </w:p>
+        </w:tc>
+        <w:tc>
+          <w:tcPr>
+            <w:tcW w:type="dxa" w:w="3249"/>
+          </w:tcPr>
+          <w:p>
+            <w:r>
+              <w:t>Рабочее название участка</w:t>
+            </w:r>
+          </w:p>
+        </w:tc>
+        <w:tc>
+          <w:tcPr>
+            <w:tcW w:type="dxa" w:w="3249"/>
+          </w:tcPr>
+          <w:p>
+            <w:r>
+              <w:t>Да</w:t>
+            </w:r>
+          </w:p>
+        </w:tc>
+      </w:tr>
+      <w:tr>
+        <w:tc>
+          <w:tcPr>
+            <w:tcW w:type="dxa" w:w="3249"/>
+          </w:tcPr>
+          <w:p>
+            <w:r>
+              <w:t>Описание</w:t>
+            </w:r>
+          </w:p>
+        </w:tc>
+        <w:tc>
+          <w:tcPr>
+            <w:tcW w:type="dxa" w:w="3249"/>
+          </w:tcPr>
+          <w:p>
+            <w:r>
+              <w:t>Пояснение, специализация или комментарий</w:t>
+            </w:r>
+          </w:p>
+        </w:tc>
+        <w:tc>
+          <w:tcPr>
+            <w:tcW w:type="dxa" w:w="3249"/>
+          </w:tcPr>
+          <w:p>
+            <w:r>
+              <w:t>Нет</w:t>
+            </w:r>
+          </w:p>
+        </w:tc>
+      </w:tr>
+      <w:tr>
+        <w:tc>
+          <w:tcPr>
+            <w:tcW w:type="dxa" w:w="3249"/>
+          </w:tcPr>
+          <w:p>
+            <w:r>
+              <w:t>Тип участка</w:t>
+            </w:r>
+          </w:p>
+        </w:tc>
+        <w:tc>
+          <w:tcPr>
+            <w:tcW w:type="dxa" w:w="3249"/>
+          </w:tcPr>
+          <w:p>
+            <w:r>
+              <w:t>Производство, Субподрядчик, Индивидуальный и др.</w:t>
+            </w:r>
+          </w:p>
+        </w:tc>
+        <w:tc>
+          <w:tcPr>
+            <w:tcW w:type="dxa" w:w="3249"/>
+          </w:tcPr>
+          <w:p>
+            <w:r>
+              <w:t>Да</w:t>
+            </w:r>
+          </w:p>
+        </w:tc>
+      </w:tr>
+    </w:tbl>
+    <w:p>
+      <w:pPr>
+        <w:pStyle w:val="Heading3"/>
+      </w:pPr>
+      <w:r>
+        <w:t>12.2.2. Изменение участка</w:t>
+      </w:r>
+    </w:p>
+    <w:p>
+      <w:pPr>
+        <w:ind w:left="357" w:hanging="357"/>
+      </w:pPr>
+      <w:r>
+        <w:t>1. Нажмите Изменить в строке участка.</w:t>
+      </w:r>
+    </w:p>
+    <w:p>
+      <w:pPr>
+        <w:ind w:left="357" w:hanging="357"/>
+      </w:pPr>
+      <w:r>
+        <w:t>2. Исправьте название, описание или тип.</w:t>
+      </w:r>
+    </w:p>
+    <w:p>
+      <w:pPr>
+        <w:ind w:left="357" w:hanging="357"/>
+      </w:pPr>
+      <w:r>
+        <w:t>3. Сохраните изменения.</w:t>
+      </w:r>
+    </w:p>
+    <w:p>
+      <w:pPr>
+        <w:pStyle w:val="Heading4"/>
+      </w:pPr>
+      <w:r>
+        <w:t>12.2.2.1. Что важно при изменении типа</w:t>
+      </w:r>
+    </w:p>
+    <w:p>
+      <w:pPr>
+        <w:pStyle w:val="ListBullet"/>
+      </w:pPr>
+      <w:r>
+        <w:t>Тип влияет не только на подпись, но и на поведение участка в производственном плане и расчётах.</w:t>
+      </w:r>
+    </w:p>
+    <w:p>
+      <w:pPr>
+        <w:pStyle w:val="ListBullet"/>
+      </w:pPr>
+      <w:r>
+        <w:t>После смены типа таблица участков перерисовывается сразу, потому что меняются правила этого участка.</w:t>
+      </w:r>
+    </w:p>
+    <w:p>
+      <w:pPr>
+        <w:pStyle w:val="Heading3"/>
+      </w:pPr>
+      <w:r>
+        <w:t>12.2.3. Удаление участка</w:t>
+      </w:r>
+    </w:p>
+    <w:p>
+      <w:pPr>
+        <w:ind w:left="357" w:hanging="357"/>
+      </w:pPr>
+      <w:r>
+        <w:t>1. Найдите участок в таблице.</w:t>
+      </w:r>
+    </w:p>
+    <w:p>
+      <w:pPr>
+        <w:ind w:left="357" w:hanging="357"/>
+      </w:pPr>
+      <w:r>
+        <w:t>2. Нажмите кнопку удаления.</w:t>
+      </w:r>
+    </w:p>
+    <w:p>
+      <w:pPr>
+        <w:ind w:left="357" w:hanging="357"/>
+      </w:pPr>
+      <w:r>
+        <w:t>3. Подтвердите действие.</w:t>
+      </w:r>
+    </w:p>
+    <w:p>
+      <w:pPr>
+        <w:pStyle w:val="Heading4"/>
+      </w:pPr>
+      <w:r>
+        <w:t>12.2.3.1. Что произойдёт при удалении</w:t>
+      </w:r>
+    </w:p>
+    <w:p>
+      <w:pPr>
+        <w:pStyle w:val="ListBullet"/>
+      </w:pPr>
+      <w:r>
+        <w:t>Участок исчезнет из справочника и перестанет быть доступным для нового планирования.</w:t>
+      </w:r>
+    </w:p>
+    <w:p>
+      <w:pPr>
+        <w:pStyle w:val="ListBullet"/>
+      </w:pPr>
+      <w:r>
+        <w:t>Если сохранение не удастся, страница откатит изменения и вернёт участок в список.</w:t>
+      </w:r>
+    </w:p>
+    <w:p>
+      <w:pPr>
+        <w:pStyle w:val="ListBullet"/>
+      </w:pPr>
+      <w:r>
+        <w:t>Удаление не является способом переписать уже выпущенную историю; его стоит делать только для актуализации справочника.</w:t>
+      </w:r>
+    </w:p>
+    <w:p>
+      <w:pPr>
+        <w:pStyle w:val="Heading2"/>
+      </w:pPr>
+      <w:r>
+        <w:t>12.3. Типы участков</w:t>
+      </w:r>
+    </w:p>
+    <w:p>
+      <w:r>
+        <w:t>В системе есть несколько типов участков. В этой инструкции не разбираются типы Качество и Лаборатория по вашему требованию; ниже подробно описаны только те типы, которые используются в производственном сценарии этой инструкции.</w:t>
+      </w:r>
+    </w:p>
+    <w:tbl>
+      <w:tblPr>
+        <w:tblStyle w:val="TableGrid"/>
+        <w:tblW w:type="auto" w:w="0"/>
+        <w:tblLook w:firstColumn="1" w:firstRow="1" w:lastColumn="0" w:lastRow="0" w:noHBand="0" w:noVBand="1" w:val="04A0"/>
+      </w:tblPr>
+      <w:tblGrid>
+        <w:gridCol w:w="3249"/>
+        <w:gridCol w:w="3249"/>
+        <w:gridCol w:w="3249"/>
+      </w:tblGrid>
+      <w:tr>
+        <w:tc>
+          <w:tcPr>
+            <w:tcW w:type="dxa" w:w="3249"/>
+          </w:tcPr>
+          <w:p>
+            <w:r>
+              <w:t>Тип участка</w:t>
+            </w:r>
+          </w:p>
+        </w:tc>
+        <w:tc>
+          <w:tcPr>
+            <w:tcW w:type="dxa" w:w="3249"/>
+          </w:tcPr>
+          <w:p>
+            <w:r>
+              <w:t>Для чего нужен</w:t>
+            </w:r>
+          </w:p>
+        </w:tc>
+        <w:tc>
+          <w:tcPr>
+            <w:tcW w:type="dxa" w:w="3249"/>
+          </w:tcPr>
+          <w:p>
+            <w:r>
+              <w:t>Главная особенность</w:t>
+            </w:r>
+          </w:p>
+        </w:tc>
+      </w:tr>
+      <w:tr>
+        <w:tc>
+          <w:tcPr>
+            <w:tcW w:type="dxa" w:w="3249"/>
+          </w:tcPr>
+          <w:p>
+            <w:r>
+              <w:t>Производство</w:t>
+            </w:r>
+          </w:p>
+        </w:tc>
+        <w:tc>
+          <w:tcPr>
+            <w:tcW w:type="dxa" w:w="3249"/>
+          </w:tcPr>
+          <w:p>
+            <w:r>
+              <w:t>Обычный производственный участок</w:t>
+            </w:r>
+          </w:p>
+        </w:tc>
+        <w:tc>
+          <w:tcPr>
+            <w:tcW w:type="dxa" w:w="3249"/>
+          </w:tcPr>
+          <w:p>
+            <w:r>
+              <w:t>Базовый тип без специальных исключений</w:t>
+            </w:r>
+          </w:p>
+        </w:tc>
+      </w:tr>
+      <w:tr>
+        <w:tc>
+          <w:tcPr>
+            <w:tcW w:type="dxa" w:w="3249"/>
+          </w:tcPr>
+          <w:p>
+            <w:r>
+              <w:t>Субподрядчик</w:t>
+            </w:r>
+          </w:p>
+        </w:tc>
+        <w:tc>
+          <w:tcPr>
+            <w:tcW w:type="dxa" w:w="3249"/>
+          </w:tcPr>
+          <w:p>
+            <w:r>
+              <w:t>Участок внешнего исполнения или подрядного шага</w:t>
+            </w:r>
+          </w:p>
+        </w:tc>
+        <w:tc>
+          <w:tcPr>
+            <w:tcW w:type="dxa" w:w="3249"/>
+          </w:tcPr>
+          <w:p>
+            <w:r>
+              <w:t>Для расчёта длительности смены обед не вычитается</w:t>
+            </w:r>
+          </w:p>
+        </w:tc>
+      </w:tr>
+      <w:tr>
+        <w:tc>
+          <w:tcPr>
+            <w:tcW w:type="dxa" w:w="3249"/>
+          </w:tcPr>
+          <w:p>
+            <w:r>
+              <w:t>Индивидуальный</w:t>
+            </w:r>
+          </w:p>
+        </w:tc>
+        <w:tc>
+          <w:tcPr>
+            <w:tcW w:type="dxa" w:w="3249"/>
+          </w:tcPr>
+          <w:p>
+            <w:r>
+              <w:t>Участок с персональной работой по выбранным изделиям</w:t>
+            </w:r>
+          </w:p>
+        </w:tc>
+        <w:tc>
+          <w:tcPr>
+            <w:tcW w:type="dxa" w:w="3249"/>
+          </w:tcPr>
+          <w:p>
+            <w:r>
+              <w:t>Операции распадаются на личные операции и работают через выбор изделий</w:t>
+            </w:r>
+          </w:p>
+        </w:tc>
+      </w:tr>
+    </w:tbl>
+    <w:p>
+      <w:pPr>
+        <w:pStyle w:val="Heading3"/>
+      </w:pPr>
+      <w:r>
+        <w:t>12.3.1. Как выбрать тип участка</w:t>
+      </w:r>
+    </w:p>
+    <w:p>
+      <w:pPr>
+        <w:ind w:left="357" w:hanging="357"/>
+      </w:pPr>
+      <w:r>
+        <w:t>1. При создании или редактировании участка откройте список Тип участка.</w:t>
+      </w:r>
+    </w:p>
+    <w:p>
+      <w:pPr>
+        <w:ind w:left="357" w:hanging="357"/>
+      </w:pPr>
+      <w:r>
+        <w:t>2. Выберите нужный вариант.</w:t>
+      </w:r>
+    </w:p>
+    <w:p>
+      <w:pPr>
+        <w:ind w:left="357" w:hanging="357"/>
+      </w:pPr>
+      <w:r>
+        <w:t>3. Сохраните запись.</w:t>
+      </w:r>
+    </w:p>
+    <w:p>
+      <w:pPr>
+        <w:pStyle w:val="Heading4"/>
+      </w:pPr>
+      <w:r>
+        <w:t>12.3.1.1. Чем отличаются типы</w:t>
+      </w:r>
+    </w:p>
+    <w:p>
+      <w:pPr>
+        <w:pStyle w:val="ListBullet"/>
+      </w:pPr>
+      <w:r>
+        <w:t>Производство работает по обычным правилам планирования и загрузки.</w:t>
+      </w:r>
+    </w:p>
+    <w:p>
+      <w:pPr>
+        <w:pStyle w:val="ListBullet"/>
+      </w:pPr>
+      <w:r>
+        <w:t>Субподрядчик учитывается как внешний ресурс: в расчёте доступного времени для него не вычитается обед.</w:t>
+      </w:r>
+    </w:p>
+    <w:p>
+      <w:pPr>
+        <w:pStyle w:val="ListBullet"/>
+      </w:pPr>
+      <w:r>
+        <w:t>Индивидуальный участок используется для персональной работы с конкретными изделиями и личными операциями.</w:t>
+      </w:r>
+    </w:p>
+    <w:p>
+      <w:pPr>
+        <w:pStyle w:val="Heading2"/>
+      </w:pPr>
+      <w:r>
+        <w:t>12.4. Как работают начальная и конечная дата и кнопки смен</w:t>
+      </w:r>
+    </w:p>
+    <w:p>
+      <w:r>
+        <w:t>Элементы фильтра сверху страницы не меняют сами участки. Они меняют период, за который система рассчитывает процент загрузки каждого участка.</w:t>
+      </w:r>
+    </w:p>
+    <w:p>
+      <w:pPr>
+        <w:pStyle w:val="Heading3"/>
+      </w:pPr>
+      <w:r>
+        <w:t>12.4.1. Поля Дата с и Дата по</w:t>
+      </w:r>
+    </w:p>
+    <w:p>
+      <w:pPr>
+        <w:ind w:left="357" w:hanging="357"/>
+      </w:pPr>
+      <w:r>
+        <w:t>1. Дата с задаёт начало анализируемого интервала.</w:t>
+      </w:r>
+    </w:p>
+    <w:p>
+      <w:pPr>
+        <w:ind w:left="357" w:hanging="357"/>
+      </w:pPr>
+      <w:r>
+        <w:t>2. Дата по задаёт конец анализируемого интервала.</w:t>
+      </w:r>
+    </w:p>
+    <w:p>
+      <w:pPr>
+        <w:ind w:left="357" w:hanging="357"/>
+      </w:pPr>
+      <w:r>
+        <w:t>3. Если пользователь указывает дату по раньше даты с, система автоматически выравнивает конец периода до даты начала.</w:t>
+      </w:r>
+    </w:p>
+    <w:p>
+      <w:pPr>
+        <w:pStyle w:val="Heading4"/>
+      </w:pPr>
+      <w:r>
+        <w:t>12.4.1.1. Кнопки смен</w:t>
+      </w:r>
+    </w:p>
+    <w:p>
+      <w:pPr>
+        <w:pStyle w:val="ListBullet"/>
+      </w:pPr>
+      <w:r>
+        <w:t>Кнопки 1, 2 и 3 смена определяют, какие смены входят в расчёт загрузки.</w:t>
+      </w:r>
+    </w:p>
+    <w:p>
+      <w:pPr>
+        <w:pStyle w:val="ListBullet"/>
+      </w:pPr>
+      <w:r>
+        <w:t>Можно включить любую комбинацию смен, но нельзя оставить выбранным ноль смен.</w:t>
+      </w:r>
+    </w:p>
+    <w:p>
+      <w:pPr>
+        <w:pStyle w:val="ListBullet"/>
+      </w:pPr>
+      <w:r>
+        <w:t>После каждого изменения фильтра таблица и проценты загрузки пересчитываются сразу.</w:t>
+      </w:r>
+    </w:p>
+    <w:p>
+      <w:pPr>
+        <w:pStyle w:val="Heading2"/>
+      </w:pPr>
+      <w:r>
+        <w:t>12.5. Как считается процент загрузки</w:t>
+      </w:r>
+    </w:p>
+    <w:p>
+      <w:r>
+        <w:t>Процент загрузки считается как отношение запланированных минут к общему доступному времени участка за выбранный интервал: запланированные минуты / суммарная длительность выбранных смен * 100.</w:t>
+      </w:r>
+    </w:p>
+    <w:p>
+      <w:pPr>
+        <w:pStyle w:val="ListBullet"/>
+      </w:pPr>
+      <w:r>
+        <w:t>В расчёт входят все даты между Дата с и Дата по включительно.</w:t>
+      </w:r>
+    </w:p>
+    <w:p>
+      <w:pPr>
+        <w:pStyle w:val="ListBullet"/>
+      </w:pPr>
+      <w:r>
+        <w:t>В расчёт входят только те смены, которые включены кнопками смен.</w:t>
+      </w:r>
+    </w:p>
+    <w:p>
+      <w:pPr>
+        <w:pStyle w:val="ListBullet"/>
+      </w:pPr>
+      <w:r>
+        <w:t>Если по участку запланировано больше минут, чем доступно, процент может быть больше 100.</w:t>
+      </w:r>
+    </w:p>
+    <w:p>
+      <w:pPr>
+        <w:pStyle w:val="ListBullet"/>
+      </w:pPr>
+      <w:r>
+        <w:t>Для участка типа Субподрядчик доступное время считается без вычитания обеда.</w:t>
+      </w:r>
+    </w:p>
+    <w:p>
+      <w:pPr>
+        <w:pStyle w:val="Heading3"/>
+      </w:pPr>
+      <w:r>
+        <w:t>12.5.1. Что влияет на доступное время участка</w:t>
+      </w:r>
+    </w:p>
+    <w:p>
+      <w:pPr>
+        <w:pStyle w:val="ListBullet"/>
+      </w:pPr>
+      <w:r>
+        <w:t>время начала и конца каждой смены из раздела Время смен;</w:t>
+      </w:r>
+    </w:p>
+    <w:p>
+      <w:pPr>
+        <w:pStyle w:val="ListBullet"/>
+      </w:pPr>
+      <w:r>
+        <w:t>наличие или отсутствие обеда;</w:t>
+      </w:r>
+    </w:p>
+    <w:p>
+      <w:pPr>
+        <w:pStyle w:val="ListBullet"/>
+      </w:pPr>
+      <w:r>
+        <w:t>тип участка, который может менять правило учёта обеда.</w:t>
+      </w:r>
+    </w:p>
+    <w:p>
+      <w:pPr>
+        <w:pStyle w:val="Heading4"/>
+      </w:pPr>
+      <w:r>
+        <w:t>12.5.1.1. Что влияет на запланированные минуты</w:t>
+      </w:r>
+    </w:p>
+    <w:p>
+      <w:pPr>
+        <w:pStyle w:val="ListBullet"/>
+      </w:pPr>
+      <w:r>
+        <w:t>все задачи, поставленные на участок в выбранных датах и сменах;</w:t>
+      </w:r>
+    </w:p>
+    <w:p>
+      <w:pPr>
+        <w:pStyle w:val="ListBullet"/>
+      </w:pPr>
+      <w:r>
+        <w:t>фактическая длительность операций, которая попала в сменный план;</w:t>
+      </w:r>
+    </w:p>
+    <w:p>
+      <w:pPr>
+        <w:pStyle w:val="ListBullet"/>
+      </w:pPr>
+      <w:r>
+        <w:t>для части специальных сценариев ещё и выбор конкретных единиц потока.</w:t>
+      </w:r>
+    </w:p>
+    <w:p>
+      <w:pPr>
+        <w:pStyle w:val="Heading2"/>
+      </w:pPr>
+      <w:r>
+        <w:t>12.6. Особенности разных типов участков</w:t>
+      </w:r>
+    </w:p>
+    <w:p>
+      <w:pPr>
+        <w:pStyle w:val="Heading3"/>
+      </w:pPr>
+      <w:r>
+        <w:t>12.6.1. Производство</w:t>
+      </w:r>
+    </w:p>
+    <w:p>
+      <w:r>
+        <w:t>Базовый тип участка. Для него используются обычные правила планирования, загрузки, смен и обеда без специальных исключений.</w:t>
+      </w:r>
+    </w:p>
+    <w:p>
+      <w:pPr>
+        <w:pStyle w:val="Heading4"/>
+      </w:pPr>
+      <w:r>
+        <w:t>12.6.1.1. Когда выбирать тип Производство</w:t>
+      </w:r>
+    </w:p>
+    <w:p>
+      <w:pPr>
+        <w:pStyle w:val="ListBullet"/>
+      </w:pPr>
+      <w:r>
+        <w:t>когда участок является обычным внутренним производственным ресурсом;</w:t>
+      </w:r>
+    </w:p>
+    <w:p>
+      <w:pPr>
+        <w:pStyle w:val="ListBullet"/>
+      </w:pPr>
+      <w:r>
+        <w:t>когда операция должна планироваться на смены стандартным образом;</w:t>
+      </w:r>
+    </w:p>
+    <w:p>
+      <w:pPr>
+        <w:pStyle w:val="ListBullet"/>
+      </w:pPr>
+      <w:r>
+        <w:t>когда не нужен персональный сценарий по изделиям и не нужен режим субподрядчика.</w:t>
+      </w:r>
+    </w:p>
+    <w:p>
+      <w:pPr>
+        <w:pStyle w:val="Heading3"/>
+      </w:pPr>
+      <w:r>
+        <w:t>12.6.2. Субподрядчик</w:t>
+      </w:r>
+    </w:p>
+    <w:p>
+      <w:r>
+        <w:t>Тип Субподрядчик предназначен для внешнего исполнения. В планировании такой участок работает как отдельный ресурс со специальной логикой по доступному времени.</w:t>
+      </w:r>
+    </w:p>
+    <w:p>
+      <w:pPr>
+        <w:pStyle w:val="Heading4"/>
+      </w:pPr>
+      <w:r>
+        <w:t>12.6.2.1. Что меняется для типа Субподрядчик</w:t>
+      </w:r>
+    </w:p>
+    <w:p>
+      <w:pPr>
+        <w:pStyle w:val="ListBullet"/>
+      </w:pPr>
+      <w:r>
+        <w:t>при расчёте доступного времени смены обед не вычитается;</w:t>
+      </w:r>
+    </w:p>
+    <w:p>
+      <w:pPr>
+        <w:pStyle w:val="ListBullet"/>
+      </w:pPr>
+      <w:r>
+        <w:t>при планировании может использоваться выбор конкретных изделий под подрядный объём;</w:t>
+      </w:r>
+    </w:p>
+    <w:p>
+      <w:pPr>
+        <w:pStyle w:val="ListBullet"/>
+      </w:pPr>
+      <w:r>
+        <w:t>процент загрузки отражает именно внешний ресурс, а не внутреннюю сменную занятость по людям.</w:t>
+      </w:r>
+    </w:p>
+    <w:p>
+      <w:pPr>
+        <w:pStyle w:val="Heading3"/>
+      </w:pPr>
+      <w:r>
+        <w:t>12.6.3. Индивидуальный</w:t>
+      </w:r>
+    </w:p>
+    <w:p>
+      <w:r>
+        <w:t>Тип Индивидуальный нужен для сценария, где операция выполняется не общей пачкой, а через выбор конкретных изделий и личные операции.</w:t>
+      </w:r>
+    </w:p>
+    <w:p>
+      <w:pPr>
+        <w:pStyle w:val="Heading4"/>
+      </w:pPr>
+      <w:r>
+        <w:t>12.6.3.1. Что меняется для типа Индивидуальный</w:t>
+      </w:r>
+    </w:p>
+    <w:p>
+      <w:pPr>
+        <w:pStyle w:val="ListBullet"/>
+      </w:pPr>
+      <w:r>
+        <w:t>в Рабочем месте общие действия start/pause/resume/complete заменяются персональным сценарием по выбранным изделиям;</w:t>
+      </w:r>
+    </w:p>
+    <w:p>
+      <w:pPr>
+        <w:pStyle w:val="ListBullet"/>
+      </w:pPr>
+      <w:r>
+        <w:t>для такого участка система может требовать использовать выбор изделий, а не общую кнопку старта по всей операции;</w:t>
+      </w:r>
+    </w:p>
+    <w:p>
+      <w:pPr>
+        <w:pStyle w:val="ListBullet"/>
+      </w:pPr>
+      <w:r>
+        <w:t>тип подходит для точечной персональной обработки единиц потока.</w:t>
+      </w:r>
+    </w:p>
+    <w:p>
+      <w:pPr>
+        <w:pStyle w:val="Heading2"/>
+      </w:pPr>
+      <w:r>
+        <w:t>12.7. Практические правила работы с участками</w:t>
+      </w:r>
+    </w:p>
+    <w:p>
+      <w:pPr>
+        <w:pStyle w:val="ListBullet"/>
+      </w:pPr>
+      <w:r>
+        <w:t>Не смешивайте организационные сущности и производственные: участок отвечает за место выполнения, а подразделение за принадлежность сотрудников.</w:t>
+      </w:r>
+    </w:p>
+    <w:p>
+      <w:pPr>
+        <w:pStyle w:val="ListBullet"/>
+      </w:pPr>
+      <w:r>
+        <w:t>Перед изменением типа участка оцените, не меняете ли вы тем самым правила планирования и расчёта загрузки.</w:t>
+      </w:r>
+    </w:p>
+    <w:p>
+      <w:pPr>
+        <w:pStyle w:val="ListBullet"/>
+      </w:pPr>
+      <w:r>
+        <w:t>Проверяйте процент загрузки только на корректно выбранном интервале дат и смен.</w:t>
+      </w:r>
+    </w:p>
+    <w:p>
+      <w:pPr>
+        <w:pStyle w:val="ListBullet"/>
+      </w:pPr>
+      <w:r>
+        <w:t>Если участок больше не нужен, сначала убедитесь, что он не используется в текущем рабочем процессе, и только потом удаляйте его из справочника.</w:t>
+      </w:r>
+    </w:p>
+    <w:p>
+      <w:pPr>
+        <w:pStyle w:val="Heading1"/>
+      </w:pPr>
+      <w:r>
+        <w:t>13. Сотрудники</w:t>
+      </w:r>
+    </w:p>
+    <w:p>
+      <w:r>
+        <w:t>Страница /employees предназначена для привязки сотрудника к подразделению. Это не экран создания пользователей и не экран управления правами: он решает именно задачу организационного распределения людей.</w:t>
+      </w:r>
+    </w:p>
+    <w:p>
+      <w:r>
+        <w:drawing>
+          <wp:inline xmlns:a="http://schemas.openxmlformats.org/drawingml/2006/main" xmlns:pic="http://schemas.openxmlformats.org/drawingml/2006/picture">
+            <wp:extent cx="6217920" cy="4421632"/>
+            <wp:docPr id="73" name="Picture 73"/>
+            <wp:cNvGraphicFramePr>
+              <a:graphicFrameLocks noChangeAspect="1"/>
+            </wp:cNvGraphicFramePr>
+            <a:graphic>
+              <a:graphicData uri="http://schemas.openxmlformats.org/drawingml/2006/picture">
+                <pic:pic>
+                  <pic:nvPicPr>
+                    <pic:cNvPr id="0" name="employees.png"/>
+                    <pic:cNvPicPr/>
+                  </pic:nvPicPr>
+                  <pic:blipFill>
+                    <a:blip r:embed="rId38"/>
+                    <a:stretch>
+                      <a:fillRect/>
+                    </a:stretch>
+                  </pic:blipFill>
+                  <pic:spPr>
+                    <a:xfrm>
+                      <a:off x="0" y="0"/>
+                      <a:ext cx="6217920" cy="4421632"/>
+                    </a:xfrm>
+                    <a:prstGeom prst="rect"/>
+                  </pic:spPr>
+                </pic:pic>
+              </a:graphicData>
+            </a:graphic>
+          </wp:inline>
+        </w:drawing>
+      </w:r>
+    </w:p>
+    <w:p>
+      <w:pPr>
+        <w:pStyle w:val="Caption"/>
+        <w:jc w:val="center"/>
+      </w:pPr>
+      <w:r>
+        <w:rPr>
+          <w:i/>
+        </w:rPr>
+        <w:t>Раздел Сотрудники</w:t>
+      </w:r>
+    </w:p>
+    <w:p>
+      <w:pPr>
+        <w:pStyle w:val="Heading2"/>
+      </w:pPr>
+      <w:r>
+        <w:t>13.1. Что делает страница /employees</w:t>
+      </w:r>
+    </w:p>
+    <w:p>
+      <w:pPr>
+        <w:pStyle w:val="ListBullet"/>
+      </w:pPr>
+      <w:r>
+        <w:t>показывает сотрудников в виде таблицы;</w:t>
+      </w:r>
+    </w:p>
+    <w:p>
+      <w:pPr>
+        <w:pStyle w:val="ListBullet"/>
+      </w:pPr>
+      <w:r>
+        <w:t>отображает роль или статус сотрудника;</w:t>
+      </w:r>
+    </w:p>
+    <w:p>
+      <w:pPr>
+        <w:pStyle w:val="ListBullet"/>
+      </w:pPr>
+      <w:r>
+        <w:t>позволяет выбрать подразделение для каждого сотрудника отдельным списком.</w:t>
+      </w:r>
+    </w:p>
+    <w:p>
+      <w:pPr>
+        <w:pStyle w:val="Heading3"/>
+      </w:pPr>
+      <w:r>
+        <w:t>13.1.1. Что страница не делает</w:t>
+      </w:r>
+    </w:p>
+    <w:p>
+      <w:pPr>
+        <w:pStyle w:val="ListBullet"/>
+      </w:pPr>
+      <w:r>
+        <w:t>не создаёт нового пользователя;</w:t>
+      </w:r>
+    </w:p>
+    <w:p>
+      <w:pPr>
+        <w:pStyle w:val="ListBullet"/>
+      </w:pPr>
+      <w:r>
+        <w:t>не удаляет пользователя;</w:t>
+      </w:r>
+    </w:p>
+    <w:p>
+      <w:pPr>
+        <w:pStyle w:val="ListBullet"/>
+      </w:pPr>
+      <w:r>
+        <w:t>не меняет права доступа пользователя.</w:t>
+      </w:r>
+    </w:p>
+    <w:p>
+      <w:pPr>
+        <w:pStyle w:val="Heading4"/>
+      </w:pPr>
+      <w:r>
+        <w:t>13.1.1.1. Кто не попадает в таблицу</w:t>
+      </w:r>
+    </w:p>
+    <w:p>
+      <w:pPr>
+        <w:pStyle w:val="ListBullet"/>
+      </w:pPr>
+      <w:r>
+        <w:t>служебные и административные учётные записи вроде abyss в рабочую таблицу сотрудников не выводятся;</w:t>
+      </w:r>
+    </w:p>
+    <w:p>
+      <w:pPr>
+        <w:pStyle w:val="ListBullet"/>
+      </w:pPr>
+      <w:r>
+        <w:t>страница ориентирована именно на рабочий персонал, который участвует в производственном процессе.</w:t>
+      </w:r>
+    </w:p>
+    <w:p>
+      <w:pPr>
+        <w:pStyle w:val="Heading2"/>
+      </w:pPr>
+      <w:r>
+        <w:t>13.2. Что видно в таблице сотрудников</w:t>
+      </w:r>
+    </w:p>
+    <w:tbl>
+      <w:tblPr>
+        <w:tblStyle w:val="TableGrid"/>
+        <w:tblW w:type="auto" w:w="0"/>
+        <w:tblLook w:firstColumn="1" w:firstRow="1" w:lastColumn="0" w:lastRow="0" w:noHBand="0" w:noVBand="1" w:val="04A0"/>
+      </w:tblPr>
+      <w:tblGrid>
+        <w:gridCol w:w="3249"/>
+        <w:gridCol w:w="3249"/>
+        <w:gridCol w:w="3249"/>
+      </w:tblGrid>
+      <w:tr>
+        <w:tc>
+          <w:tcPr>
+            <w:tcW w:type="dxa" w:w="3249"/>
+          </w:tcPr>
+          <w:p>
+            <w:r>
+              <w:t>Столбец</w:t>
+            </w:r>
+          </w:p>
+        </w:tc>
+        <w:tc>
+          <w:tcPr>
+            <w:tcW w:type="dxa" w:w="3249"/>
+          </w:tcPr>
+          <w:p>
+            <w:r>
+              <w:t>Что показывает</w:t>
+            </w:r>
+          </w:p>
+        </w:tc>
+        <w:tc>
+          <w:tcPr>
+            <w:tcW w:type="dxa" w:w="3249"/>
+          </w:tcPr>
+          <w:p>
+            <w:r>
+              <w:t>Назначение</w:t>
+            </w:r>
+          </w:p>
+        </w:tc>
+      </w:tr>
+      <w:tr>
+        <w:tc>
+          <w:tcPr>
+            <w:tcW w:type="dxa" w:w="3249"/>
+          </w:tcPr>
+          <w:p>
+            <w:r>
+              <w:t>ФИО</w:t>
+            </w:r>
+          </w:p>
+        </w:tc>
+        <w:tc>
+          <w:tcPr>
+            <w:tcW w:type="dxa" w:w="3249"/>
+          </w:tcPr>
+          <w:p>
+            <w:r>
+              <w:t>Имя сотрудника</w:t>
+            </w:r>
+          </w:p>
+        </w:tc>
+        <w:tc>
+          <w:tcPr>
+            <w:tcW w:type="dxa" w:w="3249"/>
+          </w:tcPr>
+          <w:p>
+            <w:r>
+              <w:t>Помогает выбрать нужного человека</w:t>
+            </w:r>
+          </w:p>
+        </w:tc>
+      </w:tr>
+      <w:tr>
+        <w:tc>
+          <w:tcPr>
+            <w:tcW w:type="dxa" w:w="3249"/>
+          </w:tcPr>
+          <w:p>
+            <w:r>
+              <w:t>Роль/статус</w:t>
+            </w:r>
+          </w:p>
+        </w:tc>
+        <w:tc>
+          <w:tcPr>
+            <w:tcW w:type="dxa" w:w="3249"/>
+          </w:tcPr>
+          <w:p>
+            <w:r>
+              <w:t>Текущий доступ или роль пользователя</w:t>
+            </w:r>
+          </w:p>
+        </w:tc>
+        <w:tc>
+          <w:tcPr>
+            <w:tcW w:type="dxa" w:w="3249"/>
+          </w:tcPr>
+          <w:p>
+            <w:r>
+              <w:t>Даёт контекст, кто именно отображён в строке</w:t>
+            </w:r>
+          </w:p>
+        </w:tc>
+      </w:tr>
+      <w:tr>
+        <w:tc>
+          <w:tcPr>
+            <w:tcW w:type="dxa" w:w="3249"/>
+          </w:tcPr>
+          <w:p>
+            <w:r>
+              <w:t>Подразделение</w:t>
+            </w:r>
+          </w:p>
+        </w:tc>
+        <w:tc>
+          <w:tcPr>
+            <w:tcW w:type="dxa" w:w="3249"/>
+          </w:tcPr>
+          <w:p>
+            <w:r>
+              <w:t>Выпадающий список подразделений</w:t>
+            </w:r>
+          </w:p>
+        </w:tc>
+        <w:tc>
+          <w:tcPr>
+            <w:tcW w:type="dxa" w:w="3249"/>
+          </w:tcPr>
+          <w:p>
+            <w:r>
+              <w:t>Через него и выполняется привязка сотрудника</w:t>
+            </w:r>
+          </w:p>
+        </w:tc>
+      </w:tr>
+    </w:tbl>
+    <w:p>
+      <w:pPr>
+        <w:pStyle w:val="Heading2"/>
+      </w:pPr>
+      <w:r>
+        <w:t>13.3. Как присвоить сотруднику подразделение</w:t>
+      </w:r>
+    </w:p>
+    <w:p>
+      <w:pPr>
+        <w:pStyle w:val="Heading3"/>
+      </w:pPr>
+      <w:r>
+        <w:t>13.3.1. Порядок действий</w:t>
+      </w:r>
+    </w:p>
+    <w:p>
+      <w:pPr>
+        <w:ind w:left="357" w:hanging="357"/>
+      </w:pPr>
+      <w:r>
+        <w:t>1. Откройте раздел Справочники -&gt; Сотрудники.</w:t>
+      </w:r>
+    </w:p>
+    <w:p>
+      <w:pPr>
+        <w:ind w:left="357" w:hanging="357"/>
+      </w:pPr>
+      <w:r>
+        <w:t>2. Найдите нужного сотрудника в таблице.</w:t>
+      </w:r>
+    </w:p>
+    <w:p>
+      <w:pPr>
+        <w:ind w:left="357" w:hanging="357"/>
+      </w:pPr>
+      <w:r>
+        <w:t>3. В столбце Подразделение откройте выпадающий список.</w:t>
+      </w:r>
+    </w:p>
+    <w:p>
+      <w:pPr>
+        <w:ind w:left="357" w:hanging="357"/>
+      </w:pPr>
+      <w:r>
+        <w:t>4. Выберите нужное подразделение или оставьте пустое значение, если подразделение не должно быть назначено.</w:t>
+      </w:r>
+    </w:p>
+    <w:p>
+      <w:pPr>
+        <w:pStyle w:val="Heading4"/>
+      </w:pPr>
+      <w:r>
+        <w:t>13.3.1.1. Как работает сохранение</w:t>
+      </w:r>
+    </w:p>
+    <w:p>
+      <w:pPr>
+        <w:pStyle w:val="ListBullet"/>
+      </w:pPr>
+      <w:r>
+        <w:t>Сохранение происходит сразу после изменения списка, отдельная кнопка Сохранить не требуется.</w:t>
+      </w:r>
+    </w:p>
+    <w:p>
+      <w:pPr>
+        <w:pStyle w:val="ListBullet"/>
+      </w:pPr>
+      <w:r>
+        <w:t>На время записи система временно блокирует другие списки подразделений в таблице, чтобы не было гонки изменений.</w:t>
+      </w:r>
+    </w:p>
+    <w:p>
+      <w:pPr>
+        <w:pStyle w:val="ListBullet"/>
+      </w:pPr>
+      <w:r>
+        <w:t>Если выбрать пустое значение, привязка к подразделению будет снята.</w:t>
+      </w:r>
+    </w:p>
+    <w:p>
+      <w:pPr>
+        <w:pStyle w:val="Heading2"/>
+      </w:pPr>
+      <w:r>
+        <w:t>13.4. Зачем сотруднику подразделение</w:t>
+      </w:r>
+    </w:p>
+    <w:p>
+      <w:r>
+        <w:t>Подразделение нужно для организационной группировки и последующего отбора людей в производственных экранах. Особенно заметно это на странице расписания сотрудников, где правую панель можно фильтровать по подразделению.</w:t>
+      </w:r>
+    </w:p>
+    <w:p>
+      <w:pPr>
+        <w:pStyle w:val="Heading3"/>
+      </w:pPr>
+      <w:r>
+        <w:t>13.4.1. Где это используется дальше</w:t>
+      </w:r>
+    </w:p>
+    <w:p>
+      <w:pPr>
+        <w:pStyle w:val="ListBullet"/>
+      </w:pPr>
+      <w:r>
+        <w:t>в расписании сотрудников, где список работников фильтруется по подразделению;</w:t>
+      </w:r>
+    </w:p>
+    <w:p>
+      <w:pPr>
+        <w:pStyle w:val="ListBullet"/>
+      </w:pPr>
+      <w:r>
+        <w:t>в организационных представлениях, где нужно видеть принадлежность сотрудника к отделу;</w:t>
+      </w:r>
+    </w:p>
+    <w:p>
+      <w:pPr>
+        <w:pStyle w:val="ListBullet"/>
+      </w:pPr>
+      <w:r>
+        <w:t>в сопровождении маршрутов и производственного процесса, когда важно не только имя человека, но и его отдел.</w:t>
+      </w:r>
+    </w:p>
+    <w:p>
+      <w:pPr>
+        <w:pStyle w:val="Heading4"/>
+      </w:pPr>
+      <w:r>
+        <w:t>13.4.1.1. Что не меняется от выбора подразделения</w:t>
+      </w:r>
+    </w:p>
+    <w:p>
+      <w:pPr>
+        <w:pStyle w:val="ListBullet"/>
+      </w:pPr>
+      <w:r>
+        <w:t>права доступа пользователя;</w:t>
+      </w:r>
+    </w:p>
+    <w:p>
+      <w:pPr>
+        <w:pStyle w:val="ListBullet"/>
+      </w:pPr>
+      <w:r>
+        <w:t>его логин и учётная запись;</w:t>
+      </w:r>
+    </w:p>
+    <w:p>
+      <w:pPr>
+        <w:pStyle w:val="ListBullet"/>
+      </w:pPr>
+      <w:r>
+        <w:t>производственные участки и смены, которые назначаются уже в других экранах.</w:t>
+      </w:r>
+    </w:p>
+    <w:p>
+      <w:pPr>
+        <w:pStyle w:val="Heading2"/>
+      </w:pPr>
+      <w:r>
+        <w:t>13.5. Практические правила работы с сотрудниками</w:t>
+      </w:r>
+    </w:p>
+    <w:p>
+      <w:pPr>
+        <w:pStyle w:val="ListBullet"/>
+      </w:pPr>
+      <w:r>
+        <w:t>Сначала создайте и выровняйте справочник подразделений, а затем массово назначайте их сотрудникам.</w:t>
+      </w:r>
+    </w:p>
+    <w:p>
+      <w:pPr>
+        <w:pStyle w:val="ListBullet"/>
+      </w:pPr>
+      <w:r>
+        <w:t>Не используйте подразделение как замену роли или уровня доступа.</w:t>
+      </w:r>
+    </w:p>
+    <w:p>
+      <w:pPr>
+        <w:pStyle w:val="ListBullet"/>
+      </w:pPr>
+      <w:r>
+        <w:t>Если подразделение упраздняется, сначала переназначьте сотрудников, а уже потом удаляйте запись из справочника подразделений.</w:t>
+      </w:r>
+    </w:p>
+    <w:p>
+      <w:pPr>
+        <w:pStyle w:val="Heading1"/>
+      </w:pPr>
+      <w:r>
+        <w:t>14. Время смен. Время обеда.</w:t>
+      </w:r>
+    </w:p>
+    <w:p>
+      <w:r>
+        <w:t>Страница /shift-times задаёт рабочее время смен и обедов. Эти настройки являются базовыми для планирования, расчёта свободного времени смены, процента загрузки участков и визуальных подписей смен в производственных разделах.</w:t>
+      </w:r>
+    </w:p>
+    <w:p>
+      <w:r>
+        <w:drawing>
+          <wp:inline xmlns:a="http://schemas.openxmlformats.org/drawingml/2006/main" xmlns:pic="http://schemas.openxmlformats.org/drawingml/2006/picture">
+            <wp:extent cx="6217920" cy="4421632"/>
+            <wp:docPr id="74" name="Picture 74"/>
+            <wp:cNvGraphicFramePr>
+              <a:graphicFrameLocks noChangeAspect="1"/>
+            </wp:cNvGraphicFramePr>
+            <a:graphic>
+              <a:graphicData uri="http://schemas.openxmlformats.org/drawingml/2006/picture">
+                <pic:pic>
+                  <pic:nvPicPr>
+                    <pic:cNvPr id="0" name="shift_times.png"/>
+                    <pic:cNvPicPr/>
+                  </pic:nvPicPr>
+                  <pic:blipFill>
+                    <a:blip r:embed="rId39"/>
+                    <a:stretch>
+                      <a:fillRect/>
+                    </a:stretch>
+                  </pic:blipFill>
+                  <pic:spPr>
+                    <a:xfrm>
+                      <a:off x="0" y="0"/>
+                      <a:ext cx="6217920" cy="4421632"/>
+                    </a:xfrm>
+                    <a:prstGeom prst="rect"/>
+                  </pic:spPr>
+                </pic:pic>
+              </a:graphicData>
+            </a:graphic>
+          </wp:inline>
+        </w:drawing>
+      </w:r>
+    </w:p>
+    <w:p>
+      <w:pPr>
+        <w:pStyle w:val="Caption"/>
+        <w:jc w:val="center"/>
+      </w:pPr>
+      <w:r>
+        <w:rPr>
+          <w:i/>
+        </w:rPr>
+        <w:t>Раздел Время смен. Время обеда</w:t>
+      </w:r>
+    </w:p>
+    <w:p>
+      <w:pPr>
+        <w:pStyle w:val="Heading2"/>
+      </w:pPr>
+      <w:r>
+        <w:t>14.1. Зачем нужен раздел /shift-times</w:t>
+      </w:r>
+    </w:p>
+    <w:p>
+      <w:r>
+        <w:t>Без корректно заполненного времени смен нельзя адекватно рассчитывать, сколько минут реально доступно в смене. Поэтому этот экран влияет не только на отображение, но и на производственную математику приложения.</w:t>
+      </w:r>
+    </w:p>
+    <w:p>
+      <w:pPr>
+        <w:pStyle w:val="Heading3"/>
+      </w:pPr>
+      <w:r>
+        <w:t>14.1.1. На что влияют эти настройки</w:t>
+      </w:r>
+    </w:p>
+    <w:p>
+      <w:pPr>
+        <w:pStyle w:val="ListBullet"/>
+      </w:pPr>
+      <w:r>
+        <w:t>на подписи кнопок смен в производственных разделах;</w:t>
+      </w:r>
+    </w:p>
+    <w:p>
+      <w:pPr>
+        <w:pStyle w:val="ListBullet"/>
+      </w:pPr>
+      <w:r>
+        <w:t>на расчёт доступных минут смены;</w:t>
+      </w:r>
+    </w:p>
+    <w:p>
+      <w:pPr>
+        <w:pStyle w:val="ListBullet"/>
+      </w:pPr>
+      <w:r>
+        <w:t>на расчёт свободных минут при планировании операций;</w:t>
+      </w:r>
+    </w:p>
+    <w:p>
+      <w:pPr>
+        <w:pStyle w:val="ListBullet"/>
+      </w:pPr>
+      <w:r>
+        <w:t>на процент загрузки участков;</w:t>
+      </w:r>
+    </w:p>
+    <w:p>
+      <w:pPr>
+        <w:pStyle w:val="ListBullet"/>
+      </w:pPr>
+      <w:r>
+        <w:t>на момент, когда смена считается завершённой по времени.</w:t>
+      </w:r>
+    </w:p>
+    <w:p>
+      <w:pPr>
+        <w:pStyle w:val="Heading4"/>
+      </w:pPr>
+      <w:r>
+        <w:t>14.1.1.1. Где это видно пользователю</w:t>
+      </w:r>
+    </w:p>
+    <w:p>
+      <w:pPr>
+        <w:pStyle w:val="ListBullet"/>
+      </w:pPr>
+      <w:r>
+        <w:t>в расписании сотрудников;</w:t>
+      </w:r>
+    </w:p>
+    <w:p>
+      <w:pPr>
+        <w:pStyle w:val="ListBullet"/>
+      </w:pPr>
+      <w:r>
+        <w:t>в плане производства и сменных заданиях;</w:t>
+      </w:r>
+    </w:p>
+    <w:p>
+      <w:pPr>
+        <w:pStyle w:val="ListBullet"/>
+      </w:pPr>
+      <w:r>
+        <w:t>в разделе Участки при расчёте загрузки.</w:t>
+      </w:r>
+    </w:p>
+    <w:p>
+      <w:pPr>
+        <w:pStyle w:val="Heading2"/>
+      </w:pPr>
+      <w:r>
+        <w:t>14.2. Что находится на странице</w:t>
+      </w:r>
+    </w:p>
+    <w:tbl>
+      <w:tblPr>
+        <w:tblStyle w:val="TableGrid"/>
+        <w:tblW w:type="auto" w:w="0"/>
+        <w:tblLook w:firstColumn="1" w:firstRow="1" w:lastColumn="0" w:lastRow="0" w:noHBand="0" w:noVBand="1" w:val="04A0"/>
+      </w:tblPr>
+      <w:tblGrid>
+        <w:gridCol w:w="3249"/>
+        <w:gridCol w:w="3249"/>
+        <w:gridCol w:w="3249"/>
+      </w:tblGrid>
+      <w:tr>
+        <w:tc>
+          <w:tcPr>
+            <w:tcW w:type="dxa" w:w="3249"/>
+          </w:tcPr>
+          <w:p>
+            <w:r>
+              <w:t>Элемент</w:t>
+            </w:r>
+          </w:p>
+        </w:tc>
+        <w:tc>
+          <w:tcPr>
+            <w:tcW w:type="dxa" w:w="3249"/>
+          </w:tcPr>
+          <w:p>
+            <w:r>
+              <w:t>Назначение</w:t>
+            </w:r>
+          </w:p>
+        </w:tc>
+        <w:tc>
+          <w:tcPr>
+            <w:tcW w:type="dxa" w:w="3249"/>
+          </w:tcPr>
+          <w:p>
+            <w:r>
+              <w:t>Комментарий</w:t>
+            </w:r>
+          </w:p>
+        </w:tc>
+      </w:tr>
+      <w:tr>
+        <w:tc>
+          <w:tcPr>
+            <w:tcW w:type="dxa" w:w="3249"/>
+          </w:tcPr>
+          <w:p>
+            <w:r>
+              <w:t>Блок Время смен</w:t>
+            </w:r>
+          </w:p>
+        </w:tc>
+        <w:tc>
+          <w:tcPr>
+            <w:tcW w:type="dxa" w:w="3249"/>
+          </w:tcPr>
+          <w:p>
+            <w:r>
+              <w:t>Время начала и конца 1, 2 и 3 смены</w:t>
+            </w:r>
+          </w:p>
+        </w:tc>
+        <w:tc>
+          <w:tcPr>
+            <w:tcW w:type="dxa" w:w="3249"/>
+          </w:tcPr>
+          <w:p>
+            <w:r>
+              <w:t>Для каждой смены задаются поля С и По</w:t>
+            </w:r>
+          </w:p>
+        </w:tc>
+      </w:tr>
+      <w:tr>
+        <w:tc>
+          <w:tcPr>
+            <w:tcW w:type="dxa" w:w="3249"/>
+          </w:tcPr>
+          <w:p>
+            <w:r>
+              <w:t>Блок Время обеда</w:t>
+            </w:r>
+          </w:p>
+        </w:tc>
+        <w:tc>
+          <w:tcPr>
+            <w:tcW w:type="dxa" w:w="3249"/>
+          </w:tcPr>
+          <w:p>
+            <w:r>
+              <w:t>Обеденный интервал 1, 2 и 3 смены</w:t>
+            </w:r>
+          </w:p>
+        </w:tc>
+        <w:tc>
+          <w:tcPr>
+            <w:tcW w:type="dxa" w:w="3249"/>
+          </w:tcPr>
+          <w:p>
+            <w:r>
+              <w:t>Для каждой смены задаются поля С и По</w:t>
+            </w:r>
+          </w:p>
+        </w:tc>
+      </w:tr>
+      <w:tr>
+        <w:tc>
+          <w:tcPr>
+            <w:tcW w:type="dxa" w:w="3249"/>
+          </w:tcPr>
+          <w:p>
+            <w:r>
+              <w:t>Кнопка Сохранить</w:t>
+            </w:r>
+          </w:p>
+        </w:tc>
+        <w:tc>
+          <w:tcPr>
+            <w:tcW w:type="dxa" w:w="3249"/>
+          </w:tcPr>
+          <w:p>
+            <w:r>
+              <w:t>Применяет новые значения</w:t>
+            </w:r>
+          </w:p>
+        </w:tc>
+        <w:tc>
+          <w:tcPr>
+            <w:tcW w:type="dxa" w:w="3249"/>
+          </w:tcPr>
+          <w:p>
+            <w:r>
+              <w:t>После сохранения производственные экраны перерисовываются</w:t>
+            </w:r>
+          </w:p>
+        </w:tc>
+      </w:tr>
+      <w:tr>
+        <w:tc>
+          <w:tcPr>
+            <w:tcW w:type="dxa" w:w="3249"/>
+          </w:tcPr>
+          <w:p>
+            <w:r>
+              <w:t>Кнопка Сбросить</w:t>
+            </w:r>
+          </w:p>
+        </w:tc>
+        <w:tc>
+          <w:tcPr>
+            <w:tcW w:type="dxa" w:w="3249"/>
+          </w:tcPr>
+          <w:p>
+            <w:r>
+              <w:t>Возвращает форму к текущим сохранённым значениям</w:t>
+            </w:r>
+          </w:p>
+        </w:tc>
+        <w:tc>
+          <w:tcPr>
+            <w:tcW w:type="dxa" w:w="3249"/>
+          </w:tcPr>
+          <w:p>
+            <w:r>
+              <w:t>Несохранённые правки в форме пропадают</w:t>
+            </w:r>
+          </w:p>
+        </w:tc>
+      </w:tr>
+    </w:tbl>
+    <w:p>
+      <w:pPr>
+        <w:pStyle w:val="Heading2"/>
+      </w:pPr>
+      <w:r>
+        <w:t>14.3. Как заполнять время смен</w:t>
+      </w:r>
+    </w:p>
+    <w:p>
+      <w:pPr>
+        <w:pStyle w:val="Heading3"/>
+      </w:pPr>
+      <w:r>
+        <w:t>14.3.1. Порядок ввода времени смен</w:t>
+      </w:r>
+    </w:p>
+    <w:p>
+      <w:pPr>
+        <w:ind w:left="357" w:hanging="357"/>
+      </w:pPr>
+      <w:r>
+        <w:t>1. Откройте раздел Справочники -&gt; Время смен. Время обеда.</w:t>
+      </w:r>
+    </w:p>
+    <w:p>
+      <w:pPr>
+        <w:ind w:left="357" w:hanging="357"/>
+      </w:pPr>
+      <w:r>
+        <w:t>2. Для каждой смены задайте время начала в поле С.</w:t>
+      </w:r>
+    </w:p>
+    <w:p>
+      <w:pPr>
+        <w:ind w:left="357" w:hanging="357"/>
+      </w:pPr>
+      <w:r>
+        <w:t>3. Для каждой смены задайте время окончания в поле По.</w:t>
+      </w:r>
+    </w:p>
+    <w:p>
+      <w:pPr>
+        <w:ind w:left="357" w:hanging="357"/>
+      </w:pPr>
+      <w:r>
+        <w:t>4. После заполнения всех нужных строк нажмите Сохранить.</w:t>
+      </w:r>
+    </w:p>
+    <w:p>
+      <w:pPr>
+        <w:pStyle w:val="Heading4"/>
+      </w:pPr>
+      <w:r>
+        <w:t>14.3.1.1. Что можно вводить в поля смены</w:t>
+      </w:r>
+    </w:p>
+    <w:p>
+      <w:pPr>
+        <w:pStyle w:val="ListBullet"/>
+      </w:pPr>
+      <w:r>
+        <w:t>В поля вводится время формата часы:минуты через стандартные элементы input type=time.</w:t>
+      </w:r>
+    </w:p>
+    <w:p>
+      <w:pPr>
+        <w:pStyle w:val="ListBullet"/>
+      </w:pPr>
+      <w:r>
+        <w:t>Если время окончания меньше или равно времени начала, система трактует это как переход смены через полночь на следующий календарный день.</w:t>
+      </w:r>
+    </w:p>
+    <w:p>
+      <w:pPr>
+        <w:pStyle w:val="ListBullet"/>
+      </w:pPr>
+      <w:r>
+        <w:t>То есть ночные смены вида 20:00-08:00 задавать можно.</w:t>
+      </w:r>
+    </w:p>
+    <w:p>
+      <w:pPr>
+        <w:pStyle w:val="Heading2"/>
+      </w:pPr>
+      <w:r>
+        <w:t>14.4. Как работает время обеда</w:t>
+      </w:r>
+    </w:p>
+    <w:p>
+      <w:r>
+        <w:t>Обед задаётся отдельной парой полей для каждой смены. Корректный обед вычитается из рабочего времени смены, кроме участков типа Субподрядчик.</w:t>
+      </w:r>
+    </w:p>
+    <w:p>
+      <w:pPr>
+        <w:pStyle w:val="Heading3"/>
+      </w:pPr>
+      <w:r>
+        <w:t>14.4.1. Что можно и нельзя вводить в поля обеда</w:t>
+      </w:r>
+    </w:p>
+    <w:tbl>
+      <w:tblPr>
+        <w:tblStyle w:val="TableGrid"/>
+        <w:tblW w:type="auto" w:w="0"/>
+        <w:tblLook w:firstColumn="1" w:firstRow="1" w:lastColumn="0" w:lastRow="0" w:noHBand="0" w:noVBand="1" w:val="04A0"/>
+      </w:tblPr>
+      <w:tblGrid>
+        <w:gridCol w:w="3249"/>
+        <w:gridCol w:w="3249"/>
+        <w:gridCol w:w="3249"/>
+      </w:tblGrid>
+      <w:tr>
+        <w:tc>
+          <w:tcPr>
+            <w:tcW w:type="dxa" w:w="3249"/>
+          </w:tcPr>
+          <w:p>
+            <w:r>
+              <w:t>Ситуация</w:t>
+            </w:r>
+          </w:p>
+        </w:tc>
+        <w:tc>
+          <w:tcPr>
+            <w:tcW w:type="dxa" w:w="3249"/>
+          </w:tcPr>
+          <w:p>
+            <w:r>
+              <w:t>Разрешено или нет</w:t>
+            </w:r>
+          </w:p>
+        </w:tc>
+        <w:tc>
+          <w:tcPr>
+            <w:tcW w:type="dxa" w:w="3249"/>
+          </w:tcPr>
+          <w:p>
+            <w:r>
+              <w:t>Что делает система</w:t>
+            </w:r>
+          </w:p>
+        </w:tc>
+      </w:tr>
+      <w:tr>
+        <w:tc>
+          <w:tcPr>
+            <w:tcW w:type="dxa" w:w="3249"/>
+          </w:tcPr>
+          <w:p>
+            <w:r>
+              <w:t>Оба поля обеда пустые</w:t>
+            </w:r>
+          </w:p>
+        </w:tc>
+        <w:tc>
+          <w:tcPr>
+            <w:tcW w:type="dxa" w:w="3249"/>
+          </w:tcPr>
+          <w:p>
+            <w:r>
+              <w:t>Разрешено</w:t>
+            </w:r>
+          </w:p>
+        </w:tc>
+        <w:tc>
+          <w:tcPr>
+            <w:tcW w:type="dxa" w:w="3249"/>
+          </w:tcPr>
+          <w:p>
+            <w:r>
+              <w:t>Смена считается без обеда</w:t>
+            </w:r>
+          </w:p>
+        </w:tc>
+      </w:tr>
+      <w:tr>
+        <w:tc>
+          <w:tcPr>
+            <w:tcW w:type="dxa" w:w="3249"/>
+          </w:tcPr>
+          <w:p>
+            <w:r>
+              <w:t>Заполнено только начало или только конец</w:t>
+            </w:r>
+          </w:p>
+        </w:tc>
+        <w:tc>
+          <w:tcPr>
+            <w:tcW w:type="dxa" w:w="3249"/>
+          </w:tcPr>
+          <w:p>
+            <w:r>
+              <w:t>Нельзя</w:t>
+            </w:r>
+          </w:p>
+        </w:tc>
+        <w:tc>
+          <w:tcPr>
+            <w:tcW w:type="dxa" w:w="3249"/>
+          </w:tcPr>
+          <w:p>
+            <w:r>
+              <w:t>Показывается сообщение, поля обеда очищаются</w:t>
+            </w:r>
+          </w:p>
+        </w:tc>
+      </w:tr>
+      <w:tr>
+        <w:tc>
+          <w:tcPr>
+            <w:tcW w:type="dxa" w:w="3249"/>
+          </w:tcPr>
+          <w:p>
+            <w:r>
+              <w:t>Начало и конец обеда совпадают</w:t>
+            </w:r>
+          </w:p>
+        </w:tc>
+        <w:tc>
+          <w:tcPr>
+            <w:tcW w:type="dxa" w:w="3249"/>
+          </w:tcPr>
+          <w:p>
+            <w:r>
+              <w:t>Нельзя как осмысленный интервал</w:t>
+            </w:r>
+          </w:p>
+        </w:tc>
+        <w:tc>
+          <w:tcPr>
+            <w:tcW w:type="dxa" w:w="3249"/>
+          </w:tcPr>
+          <w:p>
+            <w:r>
+              <w:t>Такой обед не должен использоваться</w:t>
+            </w:r>
+          </w:p>
+        </w:tc>
+      </w:tr>
+      <w:tr>
+        <w:tc>
+          <w:tcPr>
+            <w:tcW w:type="dxa" w:w="3249"/>
+          </w:tcPr>
+          <w:p>
+            <w:r>
+              <w:t>Обед выходит за границы рабочей смены</w:t>
+            </w:r>
+          </w:p>
+        </w:tc>
+        <w:tc>
+          <w:tcPr>
+            <w:tcW w:type="dxa" w:w="3249"/>
+          </w:tcPr>
+          <w:p>
+            <w:r>
+              <w:t>Нельзя</w:t>
+            </w:r>
+          </w:p>
+        </w:tc>
+        <w:tc>
+          <w:tcPr>
+            <w:tcW w:type="dxa" w:w="3249"/>
+          </w:tcPr>
+          <w:p>
+            <w:r>
+              <w:t>Показывается сообщение, поля обеда очищаются</w:t>
+            </w:r>
+          </w:p>
+        </w:tc>
+      </w:tr>
+      <w:tr>
+        <w:tc>
+          <w:tcPr>
+            <w:tcW w:type="dxa" w:w="3249"/>
+          </w:tcPr>
+          <w:p>
+            <w:r>
+              <w:t>Обед полностью внутри смены</w:t>
+            </w:r>
+          </w:p>
+        </w:tc>
+        <w:tc>
+          <w:tcPr>
+            <w:tcW w:type="dxa" w:w="3249"/>
+          </w:tcPr>
+          <w:p>
+            <w:r>
+              <w:t>Разрешено</w:t>
+            </w:r>
+          </w:p>
+        </w:tc>
+        <w:tc>
+          <w:tcPr>
+            <w:tcW w:type="dxa" w:w="3249"/>
+          </w:tcPr>
+          <w:p>
+            <w:r>
+              <w:t>Интервал вычитается из доступного рабочего времени</w:t>
+            </w:r>
+          </w:p>
+        </w:tc>
+      </w:tr>
+    </w:tbl>
+    <w:p>
+      <w:pPr>
+        <w:pStyle w:val="Heading4"/>
+      </w:pPr>
+      <w:r>
+        <w:t>14.4.1.1. Основные правила валидации</w:t>
+      </w:r>
+    </w:p>
+    <w:p>
+      <w:pPr>
+        <w:pStyle w:val="ListBullet"/>
+      </w:pPr>
+      <w:r>
+        <w:t>Для обеда нужно указывать и начало, и конец одновременно.</w:t>
+      </w:r>
+    </w:p>
+    <w:p>
+      <w:pPr>
+        <w:pStyle w:val="ListBullet"/>
+      </w:pPr>
+      <w:r>
+        <w:t>Обед должен полностью находиться внутри интервала смены.</w:t>
+      </w:r>
+    </w:p>
+    <w:p>
+      <w:pPr>
+        <w:pStyle w:val="ListBullet"/>
+      </w:pPr>
+      <w:r>
+        <w:t>Некорректный обед не сохраняется: система показывает уведомление и очищает поля обеда для этой смены.</w:t>
+      </w:r>
+    </w:p>
+    <w:p>
+      <w:pPr>
+        <w:pStyle w:val="Heading2"/>
+      </w:pPr>
+      <w:r>
+        <w:t>14.5. На что влияет время смены и время обеда</w:t>
+      </w:r>
+    </w:p>
+    <w:p>
+      <w:pPr>
+        <w:pStyle w:val="ListBullet"/>
+      </w:pPr>
+      <w:r>
+        <w:t>Суммарная длительность смены используется в плане производства как доступная ёмкость смены.</w:t>
+      </w:r>
+    </w:p>
+    <w:p>
+      <w:pPr>
+        <w:pStyle w:val="ListBullet"/>
+      </w:pPr>
+      <w:r>
+        <w:t>Обед уменьшает доступное время смены для обычных участков.</w:t>
+      </w:r>
+    </w:p>
+    <w:p>
+      <w:pPr>
+        <w:pStyle w:val="ListBullet"/>
+      </w:pPr>
+      <w:r>
+        <w:t>Для участков типа Субподрядчик расчёт времени идёт без вычитания обеда.</w:t>
+      </w:r>
+    </w:p>
+    <w:p>
+      <w:pPr>
+        <w:pStyle w:val="ListBullet"/>
+      </w:pPr>
+      <w:r>
+        <w:t>По окончанию времени смены система может считать смену закрытой для обычного редактирования.</w:t>
+      </w:r>
+    </w:p>
+    <w:p>
+      <w:pPr>
+        <w:pStyle w:val="ListBullet"/>
+      </w:pPr>
+      <w:r>
+        <w:t>Подписи времени на кнопках выбора смены строятся из этих значений.</w:t>
+      </w:r>
+    </w:p>
+    <w:p>
+      <w:pPr>
+        <w:pStyle w:val="Heading3"/>
+      </w:pPr>
+      <w:r>
+        <w:t>14.5.1. Как работает кнопка Сбросить</w:t>
+      </w:r>
+    </w:p>
+    <w:p>
+      <w:pPr>
+        <w:pStyle w:val="ListBullet"/>
+      </w:pPr>
+      <w:r>
+        <w:t>Кнопка Сбросить не откатывает данные в базе на старую версию, а просто заново рисует форму из уже сохранённых значений.</w:t>
+      </w:r>
+    </w:p>
+    <w:p>
+      <w:pPr>
+        <w:pStyle w:val="ListBullet"/>
+      </w:pPr>
+      <w:r>
+        <w:t>Это удобно, если пользователь внёс в форму правки и решил отказаться от них до сохранения.</w:t>
+      </w:r>
+    </w:p>
+    <w:p>
+      <w:pPr>
+        <w:pStyle w:val="Heading4"/>
+      </w:pPr>
+      <w:r>
+        <w:t>14.5.1.1. Что делать после изменения времени смен</w:t>
+      </w:r>
+    </w:p>
+    <w:p>
+      <w:pPr>
+        <w:pStyle w:val="ListBullet"/>
+      </w:pPr>
+      <w:r>
+        <w:t>Проверьте подписи смен и расчёты загрузки на связанных страницах.</w:t>
+      </w:r>
+    </w:p>
+    <w:p>
+      <w:pPr>
+        <w:pStyle w:val="ListBullet"/>
+      </w:pPr>
+      <w:r>
+        <w:t>Если менялся обед, обратите внимание на изменение доступных минут и процентов загрузки участков.</w:t>
+      </w:r>
+    </w:p>
+    <w:p>
+      <w:pPr>
+        <w:pStyle w:val="Heading2"/>
+      </w:pPr>
+      <w:r>
+        <w:t>14.6. Практические правила работы с временем смен и обеда</w:t>
+      </w:r>
+    </w:p>
+    <w:p>
+      <w:pPr>
+        <w:pStyle w:val="ListBullet"/>
+      </w:pPr>
+      <w:r>
+        <w:t>Изменяйте время смен только тогда, когда действительно меняется производственный график, потому что это влияет на расчёты плана.</w:t>
+      </w:r>
+    </w:p>
+    <w:p>
+      <w:pPr>
+        <w:pStyle w:val="ListBullet"/>
+      </w:pPr>
+      <w:r>
+        <w:t>Не оставляйте наполовину заполненный обед: система всё равно очистит такую запись.</w:t>
+      </w:r>
+    </w:p>
+    <w:p>
+      <w:pPr>
+        <w:pStyle w:val="ListBullet"/>
+      </w:pPr>
+      <w:r>
+        <w:t>Для ночных смен задавайте интервал честно через переход за полночь, а не пытайтесь искусственно уместить его в один день.</w:t>
+      </w:r>
+    </w:p>
+    <w:p>
+      <w:pPr>
+        <w:pStyle w:val="ListBullet"/>
+      </w:pPr>
+      <w:r>
+        <w:t>После крупных изменений проверяйте план производства и раздел Участки, чтобы увидеть новый расчёт доступного времени.</w:t>
+      </w:r>
+    </w:p>
+    <w:p>
+      <w:pPr>
+        <w:pStyle w:val="Heading1"/>
+      </w:pPr>
+      <w:r>
+        <w:t>15. Статусы операций</w:t>
+      </w:r>
+    </w:p>
+    <w:tbl>
+      <w:tblPr>
+        <w:tblStyle w:val="TableGrid"/>
+        <w:tblW w:type="auto" w:w="0"/>
+        <w:tblLook w:firstColumn="1" w:firstRow="1" w:lastColumn="0" w:lastRow="0" w:noHBand="0" w:noVBand="1" w:val="04A0"/>
+      </w:tblPr>
+      <w:tblGrid>
+        <w:gridCol w:w="4873"/>
+        <w:gridCol w:w="4873"/>
+      </w:tblGrid>
+      <w:tr>
+        <w:tc>
+          <w:tcPr>
+            <w:tcW w:type="dxa" w:w="4873"/>
+          </w:tcPr>
+          <w:p>
+            <w:r>
+              <w:t>Статус операции</w:t>
+            </w:r>
+          </w:p>
+        </w:tc>
+        <w:tc>
+          <w:tcPr>
+            <w:tcW w:type="dxa" w:w="4873"/>
+          </w:tcPr>
+          <w:p>
+            <w:r>
+              <w:t>Что означает</w:t>
+            </w:r>
+          </w:p>
+        </w:tc>
+      </w:tr>
+      <w:tr>
+        <w:tc>
+          <w:tcPr>
+            <w:tcW w:type="dxa" w:w="4873"/>
+          </w:tcPr>
+          <w:p>
+            <w:r>
+              <w:t>Не начата</w:t>
+            </w:r>
+          </w:p>
+        </w:tc>
+        <w:tc>
+          <w:tcPr>
+            <w:tcW w:type="dxa" w:w="4873"/>
+          </w:tcPr>
+          <w:p>
+            <w:r>
+              <w:t>Операция ещё не запускалась.</w:t>
+            </w:r>
+          </w:p>
+        </w:tc>
+      </w:tr>
+      <w:tr>
+        <w:tc>
+          <w:tcPr>
+            <w:tcW w:type="dxa" w:w="4873"/>
+          </w:tcPr>
+          <w:p>
+            <w:r>
+              <w:t>В работе</w:t>
+            </w:r>
+          </w:p>
+        </w:tc>
+        <w:tc>
+          <w:tcPr>
+            <w:tcW w:type="dxa" w:w="4873"/>
+          </w:tcPr>
+          <w:p>
+            <w:r>
+              <w:t>Операция выполняется прямо сейчас.</w:t>
+            </w:r>
+          </w:p>
+        </w:tc>
+      </w:tr>
+      <w:tr>
+        <w:tc>
+          <w:tcPr>
+            <w:tcW w:type="dxa" w:w="4873"/>
+          </w:tcPr>
+          <w:p>
+            <w:r>
+              <w:t>Пауза</w:t>
+            </w:r>
+          </w:p>
+        </w:tc>
+        <w:tc>
+          <w:tcPr>
+            <w:tcW w:type="dxa" w:w="4873"/>
+          </w:tcPr>
+          <w:p>
+            <w:r>
+              <w:t>Операция была начата и затем остановлена без полного завершения.</w:t>
+            </w:r>
+          </w:p>
+        </w:tc>
+      </w:tr>
+      <w:tr>
+        <w:tc>
+          <w:tcPr>
+            <w:tcW w:type="dxa" w:w="4873"/>
+          </w:tcPr>
+          <w:p>
+            <w:r>
+              <w:t>Завершена</w:t>
+            </w:r>
+          </w:p>
+        </w:tc>
+        <w:tc>
+          <w:tcPr>
+            <w:tcW w:type="dxa" w:w="4873"/>
+          </w:tcPr>
+          <w:p>
+            <w:r>
+              <w:t>Операция закрыта.</w:t>
+            </w:r>
+          </w:p>
+        </w:tc>
+      </w:tr>
+      <w:tr>
+        <w:tc>
+          <w:tcPr>
+            <w:tcW w:type="dxa" w:w="4873"/>
+          </w:tcPr>
+          <w:p>
+            <w:r>
+              <w:t>Нет изделий или образцов</w:t>
+            </w:r>
+          </w:p>
+        </w:tc>
+        <w:tc>
+          <w:tcPr>
+            <w:tcW w:type="dxa" w:w="4873"/>
+          </w:tcPr>
+          <w:p>
+            <w:r>
+              <w:t>На операции нечего выполнять, потому что на неё не попали единицы этого типа.</w:t>
+            </w:r>
+          </w:p>
+        </w:tc>
+      </w:tr>
+    </w:tbl>
+    <w:p>
       <w:r>
         <w:t>Статус операции определяет, какие кнопки доступны пользователю: начать, поставить на паузу, продолжить или завершить. Материальные операции и сушка работают через свои специализированные окна, но всё равно подчиняются общей логике маршрута.</w:t>
       </w:r>
@@ -10812,7 +16286,7 @@
         <w:pStyle w:val="Heading1"/>
       </w:pPr>
       <w:r>
-        <w:t>11. Назначение исполнителей</w:t>
+        <w:t>16. Назначение исполнителей</w:t>
       </w:r>
     </w:p>
     <w:p>
@@ -10865,7 +16339,7 @@
         <w:pStyle w:val="Heading1"/>
       </w:pPr>
       <w:r>
-        <w:t>12. Ручное планирование операций</w:t>
+        <w:t>17. Ручное планирование операций</w:t>
       </w:r>
     </w:p>
     <w:p>
@@ -10898,7 +16372,7 @@
         <w:pStyle w:val="Heading1"/>
       </w:pPr>
       <w:r>
-        <w:t>13. Правила автопланирования</w:t>
+        <w:t>18. Правила автопланирования</w:t>
       </w:r>
     </w:p>
     <w:p>
@@ -10975,7 +16449,7 @@
         <w:pStyle w:val="Heading1"/>
       </w:pPr>
       <w:r>
-        <w:t>14. Логика выполнения операций</w:t>
+        <w:t>19. Логика выполнения операций</w:t>
       </w:r>
     </w:p>
     <w:p>
@@ -11031,7 +16505,7 @@
         <w:pStyle w:val="Heading1"/>
       </w:pPr>
       <w:r>
-        <w:t>15. Движение изделий, ОС и ОК</w:t>
+        <w:t>20. Движение изделий, ОС и ОК</w:t>
       </w:r>
     </w:p>
     <w:p>
@@ -11039,7 +16513,7 @@
         <w:drawing>
           <wp:inline xmlns:a="http://schemas.openxmlformats.org/drawingml/2006/main" xmlns:pic="http://schemas.openxmlformats.org/drawingml/2006/picture">
             <wp:extent cx="6309360" cy="3435096"/>
-            <wp:docPr id="63" name="Picture 63"/>
+            <wp:docPr id="75" name="Picture 75"/>
             <wp:cNvGraphicFramePr>
               <a:graphicFrameLocks noChangeAspect="1"/>
             </wp:cNvGraphicFramePr>
@@ -11051,7 +16525,7 @@
                     <pic:cNvPicPr/>
                   </pic:nvPicPr>
                   <pic:blipFill>
-                    <a:blip r:embed="rId57"/>
+                    <a:blip r:embed="rId63"/>
                     <a:stretch>
                       <a:fillRect/>
                     </a:stretch>
@@ -11140,7 +16614,7 @@
         <w:pStyle w:val="Heading1"/>
       </w:pPr>
       <w:r>
-        <w:t>16. Все возможные статусы изделий, ОС и ОК</w:t>
+        <w:t>21. Все возможные статусы изделий, ОС и ОК</w:t>
       </w:r>
     </w:p>
     <w:tbl>
@@ -11291,7 +16765,7 @@
         <w:drawing>
           <wp:inline xmlns:a="http://schemas.openxmlformats.org/drawingml/2006/main" xmlns:pic="http://schemas.openxmlformats.org/drawingml/2006/picture">
             <wp:extent cx="6217920" cy="4421632"/>
-            <wp:docPr id="64" name="Picture 64"/>
+            <wp:docPr id="76" name="Picture 76"/>
             <wp:cNvGraphicFramePr>
               <a:graphicFrameLocks noChangeAspect="1"/>
             </wp:cNvGraphicFramePr>
@@ -11339,7 +16813,7 @@
         <w:pStyle w:val="Heading1"/>
       </w:pPr>
       <w:r>
-        <w:t>17. Что происходит при попадании в Задержано и Брак</w:t>
+        <w:t>22. Что происходит при попадании в Задержано и Брак</w:t>
       </w:r>
     </w:p>
     <w:p>
@@ -11387,7 +16861,7 @@
         <w:pStyle w:val="Heading1"/>
       </w:pPr>
       <w:r>
-        <w:t>18. Правила flow операций</w:t>
+        <w:t>23. Правила flow операций</w:t>
       </w:r>
     </w:p>
     <w:p>
@@ -11443,7 +16917,7 @@
         <w:pStyle w:val="Heading1"/>
       </w:pPr>
       <w:r>
-        <w:t>19. Пример полного сценария работы</w:t>
+        <w:t>24. Пример полного сценария работы</w:t>
       </w:r>
     </w:p>
     <w:p>
@@ -11563,7 +17037,7 @@
         <w:pStyle w:val="Heading1"/>
       </w:pPr>
       <w:r>
-        <w:t>20. Практические правила работы</w:t>
+        <w:t>25. Практические правила работы</w:t>
       </w:r>
     </w:p>
     <w:p>
@@ -11627,7 +17101,7 @@
         <w:pStyle w:val="Heading1"/>
       </w:pPr>
       <w:r>
-        <w:t>21. Что важно помнить пользователю</w:t>
+        <w:t>26. Что важно помнить пользователю</w:t>
       </w:r>
     </w:p>
     <w:p>
